--- a/其他更新计划.docx
+++ b/其他更新计划.docx
@@ -3,21 +3,68 @@
 <w:document xmlns:wpc="http://schemas.microsoft.com/office/word/2010/wordprocessingCanvas" xmlns:mc="http://schemas.openxmlformats.org/markup-compatibility/2006" xmlns:o="urn:schemas-microsoft-com:office:office" xmlns:r="http://schemas.openxmlformats.org/officeDocument/2006/relationships" xmlns:m="http://schemas.openxmlformats.org/officeDocument/2006/math" xmlns:v="urn:schemas-microsoft-com:vml" xmlns:wp14="http://schemas.microsoft.com/office/word/2010/wordprocessingDrawing" xmlns:wp="http://schemas.openxmlformats.org/drawingml/2006/wordprocessingDrawing" xmlns:w="http://schemas.openxmlformats.org/wordprocessingml/2006/main" xmlns:w14="http://schemas.microsoft.com/office/word/2010/wordml" xmlns:w10="urn:schemas-microsoft-com:office:word" xmlns:w15="http://schemas.microsoft.com/office/word/2012/wordml" xmlns:wpg="http://schemas.microsoft.com/office/word/2010/wordprocessingGroup" xmlns:wpi="http://schemas.microsoft.com/office/word/2010/wordprocessingInk" xmlns:wne="http://schemas.microsoft.com/office/word/2006/wordml" xmlns:wps="http://schemas.microsoft.com/office/word/2010/wordprocessingShape" xmlns:wpsCustomData="http://www.wps.cn/officeDocument/2013/wpsCustomData" mc:Ignorable="w14 w15 wp14">
   <w:body>
     <w:p>
+      <w:pPr>
+        <w:rPr>
+          <w:rFonts w:hint="eastAsia"/>
+          <w:lang w:val="en-US" w:eastAsia="zh-CN"/>
+        </w:rPr>
+      </w:pPr>
       <w:r>
         <w:rPr>
           <w:rFonts w:hint="eastAsia"/>
         </w:rPr>
         <w:t>​</w:t>
       </w:r>
+      <w:r>
+        <w:rPr>
+          <w:rFonts w:hint="eastAsia"/>
+          <w:lang w:val="en-US" w:eastAsia="zh-CN"/>
+        </w:rPr>
+        <w:t>之前的理解有误：不是要做“</w:t>
+      </w:r>
+      <w:r>
+        <w:rPr>
+          <w:rFonts w:hint="eastAsia"/>
+        </w:rPr>
+        <w:t>开源项目管理</w:t>
+      </w:r>
+      <w:r>
+        <w:rPr>
+          <w:rFonts w:hint="eastAsia"/>
+          <w:lang w:eastAsia="zh-CN"/>
+        </w:rPr>
+        <w:t>”，</w:t>
+      </w:r>
+      <w:r>
+        <w:rPr>
+          <w:rFonts w:hint="eastAsia"/>
+          <w:lang w:val="en-US" w:eastAsia="zh-CN"/>
+        </w:rPr>
+        <w:t>而是要让管理员能编辑“</w:t>
+      </w:r>
+    </w:p>
+    <w:p>
+      <w:pPr>
+        <w:rPr>
+          <w:rFonts w:hint="default" w:eastAsiaTheme="minorEastAsia"/>
+          <w:lang w:val="en-US" w:eastAsia="zh-CN"/>
+        </w:rPr>
+      </w:pPr>
+      <w:r>
+        <w:rPr>
+          <w:rFonts w:hint="eastAsia"/>
+          <w:lang w:val="en-US" w:eastAsia="zh-CN"/>
+        </w:rPr>
+        <w:t xml:space="preserve"> 开源教程”菜单中的链接文档，而不是具体任务</w:t>
+      </w:r>
+      <w:bookmarkStart w:id="0" w:name="_GoBack"/>
+      <w:bookmarkEnd w:id="0"/>
     </w:p>
     <w:p/>
     <w:p/>
     <w:p/>
     <w:p/>
-    <w:p>
-      <w:bookmarkStart w:id="0" w:name="_GoBack"/>
-      <w:bookmarkEnd w:id="0"/>
-    </w:p>
+    <w:p/>
     <w:p>
       <w:r>
         <w:rPr>

--- a/其他更新计划.docx
+++ b/其他更新计划.docx
@@ -2,8 +2,12 @@
 <file path=word/document.xml><?xml version="1.0" encoding="utf-8"?>
 <w:document xmlns:wpc="http://schemas.microsoft.com/office/word/2010/wordprocessingCanvas" xmlns:cx="http://schemas.microsoft.com/office/drawing/2014/chartex" xmlns:cx1="http://schemas.microsoft.com/office/drawing/2015/9/8/chartex" xmlns:cx2="http://schemas.microsoft.com/office/drawing/2015/10/21/chartex" xmlns:cx3="http://schemas.microsoft.com/office/drawing/2016/5/9/chartex" xmlns:cx4="http://schemas.microsoft.com/office/drawing/2016/5/10/chartex" xmlns:cx5="http://schemas.microsoft.com/office/drawing/2016/5/11/chartex" xmlns:cx6="http://schemas.microsoft.com/office/drawing/2016/5/12/chartex" xmlns:cx7="http://schemas.microsoft.com/office/drawing/2016/5/13/chartex" xmlns:cx8="http://schemas.microsoft.com/office/drawing/2016/5/14/chartex" xmlns:mc="http://schemas.openxmlformats.org/markup-compatibility/2006" xmlns:aink="http://schemas.microsoft.com/office/drawing/2016/ink" xmlns:am3d="http://schemas.microsoft.com/office/drawing/2017/model3d" xmlns:o="urn:schemas-microsoft-com:office:office" xmlns:oel="http://schemas.microsoft.com/office/2019/extlst" xmlns:r="http://schemas.openxmlformats.org/officeDocument/2006/relationships" xmlns:m="http://schemas.openxmlformats.org/officeDocument/2006/math" xmlns:v="urn:schemas-microsoft-com:vml" xmlns:wp14="http://schemas.microsoft.com/office/word/2010/wordprocessingDrawing" xmlns:wp="http://schemas.openxmlformats.org/drawingml/2006/wordprocessingDrawing" xmlns:w10="urn:schemas-microsoft-com:office:word" xmlns:w="http://schemas.openxmlformats.org/wordprocessingml/2006/main" xmlns:w14="http://schemas.microsoft.com/office/word/2010/wordml" xmlns:w15="http://schemas.microsoft.com/office/word/2012/wordml" xmlns:w16cex="http://schemas.microsoft.com/office/word/2018/wordml/cex" xmlns:w16cid="http://schemas.microsoft.com/office/word/2016/wordml/cid" xmlns:w16="http://schemas.microsoft.com/office/word/2018/wordml" xmlns:w16du="http://schemas.microsoft.com/office/word/2023/wordml/word16du" xmlns:w16sdtdh="http://schemas.microsoft.com/office/word/2020/wordml/sdtdatahash" xmlns:w16sdtfl="http://schemas.microsoft.com/office/word/2024/wordml/sdtformatlock" xmlns:w16se="http://schemas.microsoft.com/office/word/2015/wordml/symex" xmlns:wpg="http://schemas.microsoft.com/office/word/2010/wordprocessingGroup" xmlns:wpi="http://schemas.microsoft.com/office/word/2010/wordprocessingInk" xmlns:wne="http://schemas.microsoft.com/office/word/2006/wordml" xmlns:wps="http://schemas.microsoft.com/office/word/2010/wordprocessingShape" mc:Ignorable="w14 w15 w16se w16cid w16 w16cex w16sdtdh w16sdtfl w16du wp14">
   <w:body>
-    <w:p/>
-    <w:p/>
+    <w:p>
+      <w:pPr>
+        <w:widowControl/>
+        <w:jc w:val="left"/>
+      </w:pPr>
+    </w:p>
     <w:p/>
     <w:p>
       <w:r>
@@ -34,6 +38,195 @@
     </w:sectPr>
   </w:body>
 </w:document>
+</file>
+
+<file path=word/numbering.xml><?xml version="1.0" encoding="utf-8"?>
+<w:numbering xmlns:wpc="http://schemas.microsoft.com/office/word/2010/wordprocessingCanvas" xmlns:cx="http://schemas.microsoft.com/office/drawing/2014/chartex" xmlns:cx1="http://schemas.microsoft.com/office/drawing/2015/9/8/chartex" xmlns:cx2="http://schemas.microsoft.com/office/drawing/2015/10/21/chartex" xmlns:cx3="http://schemas.microsoft.com/office/drawing/2016/5/9/chartex" xmlns:cx4="http://schemas.microsoft.com/office/drawing/2016/5/10/chartex" xmlns:cx5="http://schemas.microsoft.com/office/drawing/2016/5/11/chartex" xmlns:cx6="http://schemas.microsoft.com/office/drawing/2016/5/12/chartex" xmlns:cx7="http://schemas.microsoft.com/office/drawing/2016/5/13/chartex" xmlns:cx8="http://schemas.microsoft.com/office/drawing/2016/5/14/chartex" xmlns:mc="http://schemas.openxmlformats.org/markup-compatibility/2006" xmlns:aink="http://schemas.microsoft.com/office/drawing/2016/ink" xmlns:am3d="http://schemas.microsoft.com/office/drawing/2017/model3d" xmlns:o="urn:schemas-microsoft-com:office:office" xmlns:oel="http://schemas.microsoft.com/office/2019/extlst" xmlns:r="http://schemas.openxmlformats.org/officeDocument/2006/relationships" xmlns:m="http://schemas.openxmlformats.org/officeDocument/2006/math" xmlns:v="urn:schemas-microsoft-com:vml" xmlns:wp14="http://schemas.microsoft.com/office/word/2010/wordprocessingDrawing" xmlns:wp="http://schemas.openxmlformats.org/drawingml/2006/wordprocessingDrawing" xmlns:w10="urn:schemas-microsoft-com:office:word" xmlns:w="http://schemas.openxmlformats.org/wordprocessingml/2006/main" xmlns:w14="http://schemas.microsoft.com/office/word/2010/wordml" xmlns:w15="http://schemas.microsoft.com/office/word/2012/wordml" xmlns:w16cex="http://schemas.microsoft.com/office/word/2018/wordml/cex" xmlns:w16cid="http://schemas.microsoft.com/office/word/2016/wordml/cid" xmlns:w16="http://schemas.microsoft.com/office/word/2018/wordml" xmlns:w16du="http://schemas.microsoft.com/office/word/2023/wordml/word16du" xmlns:w16sdtdh="http://schemas.microsoft.com/office/word/2020/wordml/sdtdatahash" xmlns:w16sdtfl="http://schemas.microsoft.com/office/word/2024/wordml/sdtformatlock" xmlns:w16se="http://schemas.microsoft.com/office/word/2015/wordml/symex" xmlns:wpg="http://schemas.microsoft.com/office/word/2010/wordprocessingGroup" xmlns:wpi="http://schemas.microsoft.com/office/word/2010/wordprocessingInk" xmlns:wne="http://schemas.microsoft.com/office/word/2006/wordml" xmlns:wps="http://schemas.microsoft.com/office/word/2010/wordprocessingShape" mc:Ignorable="w14 w15 w16se w16cid w16 w16cex w16sdtdh w16sdtfl w16du wp14">
+  <w:abstractNum w:abstractNumId="0" w15:restartNumberingAfterBreak="0">
+    <w:nsid w:val="17BA7E7D"/>
+    <w:multiLevelType w:val="hybridMultilevel"/>
+    <w:tmpl w:val="2BAE1904"/>
+    <w:lvl w:ilvl="0" w:tplc="CF8A8EBC">
+      <w:start w:val="1"/>
+      <w:numFmt w:val="decimal"/>
+      <w:lvlText w:val="%1."/>
+      <w:lvlJc w:val="left"/>
+      <w:pPr>
+        <w:ind w:left="360" w:hanging="360"/>
+      </w:pPr>
+      <w:rPr>
+        <w:rFonts w:hint="default"/>
+      </w:rPr>
+    </w:lvl>
+    <w:lvl w:ilvl="1" w:tplc="04090019">
+      <w:start w:val="1"/>
+      <w:numFmt w:val="lowerLetter"/>
+      <w:lvlText w:val="%2)"/>
+      <w:lvlJc w:val="left"/>
+      <w:pPr>
+        <w:ind w:left="880" w:hanging="440"/>
+      </w:pPr>
+    </w:lvl>
+    <w:lvl w:ilvl="2" w:tplc="0409001B" w:tentative="1">
+      <w:start w:val="1"/>
+      <w:numFmt w:val="lowerRoman"/>
+      <w:lvlText w:val="%3."/>
+      <w:lvlJc w:val="right"/>
+      <w:pPr>
+        <w:ind w:left="1320" w:hanging="440"/>
+      </w:pPr>
+    </w:lvl>
+    <w:lvl w:ilvl="3" w:tplc="0409000F" w:tentative="1">
+      <w:start w:val="1"/>
+      <w:numFmt w:val="decimal"/>
+      <w:lvlText w:val="%4."/>
+      <w:lvlJc w:val="left"/>
+      <w:pPr>
+        <w:ind w:left="1760" w:hanging="440"/>
+      </w:pPr>
+    </w:lvl>
+    <w:lvl w:ilvl="4" w:tplc="04090019" w:tentative="1">
+      <w:start w:val="1"/>
+      <w:numFmt w:val="lowerLetter"/>
+      <w:lvlText w:val="%5)"/>
+      <w:lvlJc w:val="left"/>
+      <w:pPr>
+        <w:ind w:left="2200" w:hanging="440"/>
+      </w:pPr>
+    </w:lvl>
+    <w:lvl w:ilvl="5" w:tplc="0409001B" w:tentative="1">
+      <w:start w:val="1"/>
+      <w:numFmt w:val="lowerRoman"/>
+      <w:lvlText w:val="%6."/>
+      <w:lvlJc w:val="right"/>
+      <w:pPr>
+        <w:ind w:left="2640" w:hanging="440"/>
+      </w:pPr>
+    </w:lvl>
+    <w:lvl w:ilvl="6" w:tplc="0409000F" w:tentative="1">
+      <w:start w:val="1"/>
+      <w:numFmt w:val="decimal"/>
+      <w:lvlText w:val="%7."/>
+      <w:lvlJc w:val="left"/>
+      <w:pPr>
+        <w:ind w:left="3080" w:hanging="440"/>
+      </w:pPr>
+    </w:lvl>
+    <w:lvl w:ilvl="7" w:tplc="04090019" w:tentative="1">
+      <w:start w:val="1"/>
+      <w:numFmt w:val="lowerLetter"/>
+      <w:lvlText w:val="%8)"/>
+      <w:lvlJc w:val="left"/>
+      <w:pPr>
+        <w:ind w:left="3520" w:hanging="440"/>
+      </w:pPr>
+    </w:lvl>
+    <w:lvl w:ilvl="8" w:tplc="0409001B" w:tentative="1">
+      <w:start w:val="1"/>
+      <w:numFmt w:val="lowerRoman"/>
+      <w:lvlText w:val="%9."/>
+      <w:lvlJc w:val="right"/>
+      <w:pPr>
+        <w:ind w:left="3960" w:hanging="440"/>
+      </w:pPr>
+    </w:lvl>
+  </w:abstractNum>
+  <w:abstractNum w:abstractNumId="1" w15:restartNumberingAfterBreak="0">
+    <w:nsid w:val="18C97D67"/>
+    <w:multiLevelType w:val="hybridMultilevel"/>
+    <w:tmpl w:val="1DD49B76"/>
+    <w:lvl w:ilvl="0" w:tplc="BDBE9C0C">
+      <w:start w:val="1"/>
+      <w:numFmt w:val="decimal"/>
+      <w:lvlText w:val="%1."/>
+      <w:lvlJc w:val="left"/>
+      <w:pPr>
+        <w:ind w:left="360" w:hanging="360"/>
+      </w:pPr>
+      <w:rPr>
+        <w:rFonts w:hint="default"/>
+      </w:rPr>
+    </w:lvl>
+    <w:lvl w:ilvl="1" w:tplc="04090019" w:tentative="1">
+      <w:start w:val="1"/>
+      <w:numFmt w:val="lowerLetter"/>
+      <w:lvlText w:val="%2)"/>
+      <w:lvlJc w:val="left"/>
+      <w:pPr>
+        <w:ind w:left="880" w:hanging="440"/>
+      </w:pPr>
+    </w:lvl>
+    <w:lvl w:ilvl="2" w:tplc="0409001B" w:tentative="1">
+      <w:start w:val="1"/>
+      <w:numFmt w:val="lowerRoman"/>
+      <w:lvlText w:val="%3."/>
+      <w:lvlJc w:val="right"/>
+      <w:pPr>
+        <w:ind w:left="1320" w:hanging="440"/>
+      </w:pPr>
+    </w:lvl>
+    <w:lvl w:ilvl="3" w:tplc="0409000F" w:tentative="1">
+      <w:start w:val="1"/>
+      <w:numFmt w:val="decimal"/>
+      <w:lvlText w:val="%4."/>
+      <w:lvlJc w:val="left"/>
+      <w:pPr>
+        <w:ind w:left="1760" w:hanging="440"/>
+      </w:pPr>
+    </w:lvl>
+    <w:lvl w:ilvl="4" w:tplc="04090019" w:tentative="1">
+      <w:start w:val="1"/>
+      <w:numFmt w:val="lowerLetter"/>
+      <w:lvlText w:val="%5)"/>
+      <w:lvlJc w:val="left"/>
+      <w:pPr>
+        <w:ind w:left="2200" w:hanging="440"/>
+      </w:pPr>
+    </w:lvl>
+    <w:lvl w:ilvl="5" w:tplc="0409001B" w:tentative="1">
+      <w:start w:val="1"/>
+      <w:numFmt w:val="lowerRoman"/>
+      <w:lvlText w:val="%6."/>
+      <w:lvlJc w:val="right"/>
+      <w:pPr>
+        <w:ind w:left="2640" w:hanging="440"/>
+      </w:pPr>
+    </w:lvl>
+    <w:lvl w:ilvl="6" w:tplc="0409000F" w:tentative="1">
+      <w:start w:val="1"/>
+      <w:numFmt w:val="decimal"/>
+      <w:lvlText w:val="%7."/>
+      <w:lvlJc w:val="left"/>
+      <w:pPr>
+        <w:ind w:left="3080" w:hanging="440"/>
+      </w:pPr>
+    </w:lvl>
+    <w:lvl w:ilvl="7" w:tplc="04090019" w:tentative="1">
+      <w:start w:val="1"/>
+      <w:numFmt w:val="lowerLetter"/>
+      <w:lvlText w:val="%8)"/>
+      <w:lvlJc w:val="left"/>
+      <w:pPr>
+        <w:ind w:left="3520" w:hanging="440"/>
+      </w:pPr>
+    </w:lvl>
+    <w:lvl w:ilvl="8" w:tplc="0409001B" w:tentative="1">
+      <w:start w:val="1"/>
+      <w:numFmt w:val="lowerRoman"/>
+      <w:lvlText w:val="%9."/>
+      <w:lvlJc w:val="right"/>
+      <w:pPr>
+        <w:ind w:left="3960" w:hanging="440"/>
+      </w:pPr>
+    </w:lvl>
+  </w:abstractNum>
+  <w:num w:numId="1" w16cid:durableId="1498888191">
+    <w:abstractNumId w:val="1"/>
+  </w:num>
+  <w:num w:numId="2" w16cid:durableId="461270215">
+    <w:abstractNumId w:val="0"/>
+  </w:num>
+</w:numbering>
 </file>
 
 <file path=word/styles.xml><?xml version="1.0" encoding="utf-8"?>
@@ -375,6 +568,37 @@
     <w:semiHidden/>
     <w:unhideWhenUsed/>
   </w:style>
+  <w:style w:type="paragraph" w:styleId="a3">
+    <w:name w:val="List Paragraph"/>
+    <w:basedOn w:val="a"/>
+    <w:uiPriority w:val="99"/>
+    <w:unhideWhenUsed/>
+    <w:rsid w:val="00B95BE2"/>
+    <w:pPr>
+      <w:ind w:firstLineChars="200" w:firstLine="420"/>
+    </w:pPr>
+  </w:style>
+  <w:style w:type="character" w:styleId="a4">
+    <w:name w:val="Hyperlink"/>
+    <w:basedOn w:val="a0"/>
+    <w:rsid w:val="00B36815"/>
+    <w:rPr>
+      <w:color w:val="0026E5" w:themeColor="hyperlink"/>
+      <w:u w:val="single"/>
+    </w:rPr>
+  </w:style>
+  <w:style w:type="character" w:styleId="a5">
+    <w:name w:val="Unresolved Mention"/>
+    <w:basedOn w:val="a0"/>
+    <w:uiPriority w:val="99"/>
+    <w:semiHidden/>
+    <w:unhideWhenUsed/>
+    <w:rsid w:val="00B36815"/>
+    <w:rPr>
+      <w:color w:val="605E5C"/>
+      <w:shd w:val="clear" w:color="auto" w:fill="E1DFDD"/>
+    </w:rPr>
+  </w:style>
 </w:styles>
 </file>
 

--- a/其他更新计划.docx
+++ b/其他更新计划.docx
@@ -6,7 +6,40 @@
       <w:pPr>
         <w:widowControl/>
         <w:jc w:val="left"/>
-      </w:pPr>
+        <w:rPr>
+          <w:rFonts w:hint="eastAsia"/>
+        </w:rPr>
+      </w:pPr>
+      <w:r>
+        <w:rPr>
+          <w:rFonts w:hint="eastAsia"/>
+        </w:rPr>
+        <w:t>各组织任务数（按任务数降序）</w:t>
+      </w:r>
+      <w:r>
+        <w:rPr>
+          <w:rFonts w:hint="eastAsia"/>
+        </w:rPr>
+        <w:t xml:space="preserve">  </w:t>
+      </w:r>
+      <w:r>
+        <w:rPr>
+          <w:rFonts w:hint="eastAsia"/>
+        </w:rPr>
+        <w:t>只显示前</w:t>
+      </w:r>
+      <w:r>
+        <w:rPr>
+          <w:rFonts w:hint="eastAsia"/>
+        </w:rPr>
+        <w:t>5</w:t>
+      </w:r>
+      <w:r>
+        <w:rPr>
+          <w:rFonts w:hint="eastAsia"/>
+        </w:rPr>
+        <w:t>个组织</w:t>
+      </w:r>
     </w:p>
     <w:p/>
     <w:p>

--- a/其他更新计划.docx
+++ b/其他更新计划.docx
@@ -2,45 +2,6 @@
 <file path=word/document.xml><?xml version="1.0" encoding="utf-8"?>
 <w:document xmlns:wpc="http://schemas.microsoft.com/office/word/2010/wordprocessingCanvas" xmlns:cx="http://schemas.microsoft.com/office/drawing/2014/chartex" xmlns:cx1="http://schemas.microsoft.com/office/drawing/2015/9/8/chartex" xmlns:cx2="http://schemas.microsoft.com/office/drawing/2015/10/21/chartex" xmlns:cx3="http://schemas.microsoft.com/office/drawing/2016/5/9/chartex" xmlns:cx4="http://schemas.microsoft.com/office/drawing/2016/5/10/chartex" xmlns:cx5="http://schemas.microsoft.com/office/drawing/2016/5/11/chartex" xmlns:cx6="http://schemas.microsoft.com/office/drawing/2016/5/12/chartex" xmlns:cx7="http://schemas.microsoft.com/office/drawing/2016/5/13/chartex" xmlns:cx8="http://schemas.microsoft.com/office/drawing/2016/5/14/chartex" xmlns:mc="http://schemas.openxmlformats.org/markup-compatibility/2006" xmlns:aink="http://schemas.microsoft.com/office/drawing/2016/ink" xmlns:am3d="http://schemas.microsoft.com/office/drawing/2017/model3d" xmlns:o="urn:schemas-microsoft-com:office:office" xmlns:oel="http://schemas.microsoft.com/office/2019/extlst" xmlns:r="http://schemas.openxmlformats.org/officeDocument/2006/relationships" xmlns:m="http://schemas.openxmlformats.org/officeDocument/2006/math" xmlns:v="urn:schemas-microsoft-com:vml" xmlns:wp14="http://schemas.microsoft.com/office/word/2010/wordprocessingDrawing" xmlns:wp="http://schemas.openxmlformats.org/drawingml/2006/wordprocessingDrawing" xmlns:w10="urn:schemas-microsoft-com:office:word" xmlns:w="http://schemas.openxmlformats.org/wordprocessingml/2006/main" xmlns:w14="http://schemas.microsoft.com/office/word/2010/wordml" xmlns:w15="http://schemas.microsoft.com/office/word/2012/wordml" xmlns:w16cex="http://schemas.microsoft.com/office/word/2018/wordml/cex" xmlns:w16cid="http://schemas.microsoft.com/office/word/2016/wordml/cid" xmlns:w16="http://schemas.microsoft.com/office/word/2018/wordml" xmlns:w16du="http://schemas.microsoft.com/office/word/2023/wordml/word16du" xmlns:w16sdtdh="http://schemas.microsoft.com/office/word/2020/wordml/sdtdatahash" xmlns:w16sdtfl="http://schemas.microsoft.com/office/word/2024/wordml/sdtformatlock" xmlns:w16se="http://schemas.microsoft.com/office/word/2015/wordml/symex" xmlns:wpg="http://schemas.microsoft.com/office/word/2010/wordprocessingGroup" xmlns:wpi="http://schemas.microsoft.com/office/word/2010/wordprocessingInk" xmlns:wne="http://schemas.microsoft.com/office/word/2006/wordml" xmlns:wps="http://schemas.microsoft.com/office/word/2010/wordprocessingShape" mc:Ignorable="w14 w15 w16se w16cid w16 w16cex w16sdtdh w16sdtfl w16du wp14">
   <w:body>
-    <w:p>
-      <w:pPr>
-        <w:widowControl/>
-        <w:jc w:val="left"/>
-        <w:rPr>
-          <w:rFonts w:hint="eastAsia"/>
-        </w:rPr>
-      </w:pPr>
-      <w:r>
-        <w:rPr>
-          <w:rFonts w:hint="eastAsia"/>
-        </w:rPr>
-        <w:t>各组织任务数（按任务数降序）</w:t>
-      </w:r>
-      <w:r>
-        <w:rPr>
-          <w:rFonts w:hint="eastAsia"/>
-        </w:rPr>
-        <w:t xml:space="preserve">  </w:t>
-      </w:r>
-      <w:r>
-        <w:rPr>
-          <w:rFonts w:hint="eastAsia"/>
-        </w:rPr>
-        <w:t>只显示前</w:t>
-      </w:r>
-      <w:r>
-        <w:rPr>
-          <w:rFonts w:hint="eastAsia"/>
-        </w:rPr>
-        <w:t>5</w:t>
-      </w:r>
-      <w:r>
-        <w:rPr>
-          <w:rFonts w:hint="eastAsia"/>
-        </w:rPr>
-        <w:t>个组织</w:t>
-      </w:r>
-    </w:p>
     <w:p/>
     <w:p>
       <w:r>

--- a/其他更新计划.docx
+++ b/其他更新计划.docx
@@ -2,7 +2,23 @@
 <file path=word/document.xml><?xml version="1.0" encoding="utf-8"?>
 <w:document xmlns:wpc="http://schemas.microsoft.com/office/word/2010/wordprocessingCanvas" xmlns:cx="http://schemas.microsoft.com/office/drawing/2014/chartex" xmlns:cx1="http://schemas.microsoft.com/office/drawing/2015/9/8/chartex" xmlns:cx2="http://schemas.microsoft.com/office/drawing/2015/10/21/chartex" xmlns:cx3="http://schemas.microsoft.com/office/drawing/2016/5/9/chartex" xmlns:cx4="http://schemas.microsoft.com/office/drawing/2016/5/10/chartex" xmlns:cx5="http://schemas.microsoft.com/office/drawing/2016/5/11/chartex" xmlns:cx6="http://schemas.microsoft.com/office/drawing/2016/5/12/chartex" xmlns:cx7="http://schemas.microsoft.com/office/drawing/2016/5/13/chartex" xmlns:cx8="http://schemas.microsoft.com/office/drawing/2016/5/14/chartex" xmlns:mc="http://schemas.openxmlformats.org/markup-compatibility/2006" xmlns:aink="http://schemas.microsoft.com/office/drawing/2016/ink" xmlns:am3d="http://schemas.microsoft.com/office/drawing/2017/model3d" xmlns:o="urn:schemas-microsoft-com:office:office" xmlns:oel="http://schemas.microsoft.com/office/2019/extlst" xmlns:r="http://schemas.openxmlformats.org/officeDocument/2006/relationships" xmlns:m="http://schemas.openxmlformats.org/officeDocument/2006/math" xmlns:v="urn:schemas-microsoft-com:vml" xmlns:wp14="http://schemas.microsoft.com/office/word/2010/wordprocessingDrawing" xmlns:wp="http://schemas.openxmlformats.org/drawingml/2006/wordprocessingDrawing" xmlns:w10="urn:schemas-microsoft-com:office:word" xmlns:w="http://schemas.openxmlformats.org/wordprocessingml/2006/main" xmlns:w14="http://schemas.microsoft.com/office/word/2010/wordml" xmlns:w15="http://schemas.microsoft.com/office/word/2012/wordml" xmlns:w16cex="http://schemas.microsoft.com/office/word/2018/wordml/cex" xmlns:w16cid="http://schemas.microsoft.com/office/word/2016/wordml/cid" xmlns:w16="http://schemas.microsoft.com/office/word/2018/wordml" xmlns:w16du="http://schemas.microsoft.com/office/word/2023/wordml/word16du" xmlns:w16sdtdh="http://schemas.microsoft.com/office/word/2020/wordml/sdtdatahash" xmlns:w16sdtfl="http://schemas.microsoft.com/office/word/2024/wordml/sdtformatlock" xmlns:w16se="http://schemas.microsoft.com/office/word/2015/wordml/symex" xmlns:wpg="http://schemas.microsoft.com/office/word/2010/wordprocessingGroup" xmlns:wpi="http://schemas.microsoft.com/office/word/2010/wordprocessingInk" xmlns:wne="http://schemas.microsoft.com/office/word/2006/wordml" xmlns:wps="http://schemas.microsoft.com/office/word/2010/wordprocessingShape" mc:Ignorable="w14 w15 w16se w16cid w16 w16cex w16sdtdh w16sdtfl w16du wp14">
   <w:body>
+    <w:p>
+      <w:r>
+        <w:rPr>
+          <w:rFonts w:hint="eastAsia"/>
+        </w:rPr>
+        <w:t>后台能不能增加一个删除数据的期间选择，目前只能一条条删或者全部删除</w:t>
+      </w:r>
+    </w:p>
     <w:p/>
+    <w:p/>
+    <w:p>
+      <w:pPr>
+        <w:rPr>
+          <w:rFonts w:hint="eastAsia"/>
+        </w:rPr>
+      </w:pPr>
+    </w:p>
     <w:p>
       <w:r>
         <w:rPr>

--- a/其他更新计划.docx
+++ b/其他更新计划.docx
@@ -2,23 +2,9 @@
 <file path=word/document.xml><?xml version="1.0" encoding="utf-8"?>
 <w:document xmlns:wpc="http://schemas.microsoft.com/office/word/2010/wordprocessingCanvas" xmlns:cx="http://schemas.microsoft.com/office/drawing/2014/chartex" xmlns:cx1="http://schemas.microsoft.com/office/drawing/2015/9/8/chartex" xmlns:cx2="http://schemas.microsoft.com/office/drawing/2015/10/21/chartex" xmlns:cx3="http://schemas.microsoft.com/office/drawing/2016/5/9/chartex" xmlns:cx4="http://schemas.microsoft.com/office/drawing/2016/5/10/chartex" xmlns:cx5="http://schemas.microsoft.com/office/drawing/2016/5/11/chartex" xmlns:cx6="http://schemas.microsoft.com/office/drawing/2016/5/12/chartex" xmlns:cx7="http://schemas.microsoft.com/office/drawing/2016/5/13/chartex" xmlns:cx8="http://schemas.microsoft.com/office/drawing/2016/5/14/chartex" xmlns:mc="http://schemas.openxmlformats.org/markup-compatibility/2006" xmlns:aink="http://schemas.microsoft.com/office/drawing/2016/ink" xmlns:am3d="http://schemas.microsoft.com/office/drawing/2017/model3d" xmlns:o="urn:schemas-microsoft-com:office:office" xmlns:oel="http://schemas.microsoft.com/office/2019/extlst" xmlns:r="http://schemas.openxmlformats.org/officeDocument/2006/relationships" xmlns:m="http://schemas.openxmlformats.org/officeDocument/2006/math" xmlns:v="urn:schemas-microsoft-com:vml" xmlns:wp14="http://schemas.microsoft.com/office/word/2010/wordprocessingDrawing" xmlns:wp="http://schemas.openxmlformats.org/drawingml/2006/wordprocessingDrawing" xmlns:w10="urn:schemas-microsoft-com:office:word" xmlns:w="http://schemas.openxmlformats.org/wordprocessingml/2006/main" xmlns:w14="http://schemas.microsoft.com/office/word/2010/wordml" xmlns:w15="http://schemas.microsoft.com/office/word/2012/wordml" xmlns:w16cex="http://schemas.microsoft.com/office/word/2018/wordml/cex" xmlns:w16cid="http://schemas.microsoft.com/office/word/2016/wordml/cid" xmlns:w16="http://schemas.microsoft.com/office/word/2018/wordml" xmlns:w16du="http://schemas.microsoft.com/office/word/2023/wordml/word16du" xmlns:w16sdtdh="http://schemas.microsoft.com/office/word/2020/wordml/sdtdatahash" xmlns:w16sdtfl="http://schemas.microsoft.com/office/word/2024/wordml/sdtformatlock" xmlns:w16se="http://schemas.microsoft.com/office/word/2015/wordml/symex" xmlns:wpg="http://schemas.microsoft.com/office/word/2010/wordprocessingGroup" xmlns:wpi="http://schemas.microsoft.com/office/word/2010/wordprocessingInk" xmlns:wne="http://schemas.microsoft.com/office/word/2006/wordml" xmlns:wps="http://schemas.microsoft.com/office/word/2010/wordprocessingShape" mc:Ignorable="w14 w15 w16se w16cid w16 w16cex w16sdtdh w16sdtfl w16du wp14">
   <w:body>
-    <w:p>
-      <w:r>
-        <w:rPr>
-          <w:rFonts w:hint="eastAsia"/>
-        </w:rPr>
-        <w:t>后台能不能增加一个删除数据的期间选择，目前只能一条条删或者全部删除</w:t>
-      </w:r>
-    </w:p>
     <w:p/>
     <w:p/>
-    <w:p>
-      <w:pPr>
-        <w:rPr>
-          <w:rFonts w:hint="eastAsia"/>
-        </w:rPr>
-      </w:pPr>
-    </w:p>
+    <w:p/>
     <w:p>
       <w:r>
         <w:rPr>

--- a/其他更新计划.docx
+++ b/其他更新计划.docx
@@ -5,13 +5,42 @@
     <w:p>
       <w:pPr>
         <w:rPr>
-          <w:rFonts w:hint="default"/>
+          <w:rFonts w:hint="default" w:eastAsia="宋体"/>
           <w:lang w:val="en-US" w:eastAsia="zh-CN"/>
         </w:rPr>
       </w:pPr>
       <w:bookmarkStart w:id="0" w:name="_GoBack"/>
-      <w:bookmarkEnd w:id="0"/>
+      <w:r>
+        <w:rPr>
+          <w:rFonts w:hint="default" w:ascii="Segoe UI" w:hAnsi="Segoe UI" w:eastAsia="Segoe UI" w:cs="Segoe UI"/>
+          <w:b/>
+          <w:i w:val="0"/>
+          <w:caps w:val="0"/>
+          <w:color w:val="FFFFFF"/>
+          <w:spacing w:val="0"/>
+          <w:sz w:val="16"/>
+          <w:szCs w:val="16"/>
+          <w:shd w:val="clear" w:fill="2563EB"/>
+        </w:rPr>
+        <w:br w:type="textWrapping"/>
+      </w:r>
+      <w:r>
+        <w:rPr>
+          <w:rFonts w:hint="eastAsia" w:ascii="Segoe UI" w:hAnsi="Segoe UI" w:eastAsia="宋体" w:cs="Segoe UI"/>
+          <w:b/>
+          <w:i w:val="0"/>
+          <w:caps w:val="0"/>
+          <w:color w:val="FFFFFF"/>
+          <w:spacing w:val="0"/>
+          <w:sz w:val="16"/>
+          <w:szCs w:val="16"/>
+          <w:shd w:val="clear" w:fill="2563EB"/>
+          <w:lang w:val="en-US" w:eastAsia="zh-CN"/>
+        </w:rPr>
+        <w:t>进管理员页面的时候，等待时间非常就，不知道是不是会把整张表的查一遍，这太久了，优化一下逻辑，不要这样</w:t>
+      </w:r>
     </w:p>
+    <w:bookmarkEnd w:id="0"/>
     <w:sectPr>
       <w:pgSz w:w="11906" w:h="16838"/>
       <w:pgMar w:top="1440" w:right="1800" w:bottom="1440" w:left="1800" w:header="851" w:footer="992" w:gutter="0"/>
@@ -27,7 +56,7 @@
   <w:docDefaults>
     <w:rPrDefault>
       <w:rPr>
-        <w:rFonts w:asciiTheme="minorHAnsi" w:hAnsiTheme="minorHAnsi" w:eastAsiaTheme="minorEastAsia" w:cstheme="minorBidi"/>
+        <w:rFonts w:ascii="Times New Roman" w:hAnsi="Times New Roman" w:eastAsia="宋体" w:cs="Times New Roman"/>
       </w:rPr>
     </w:rPrDefault>
   </w:docDefaults>

--- a/其他更新计划.docx
+++ b/其他更新计划.docx
@@ -5,11 +5,18 @@
     <w:p>
       <w:pPr>
         <w:rPr>
-          <w:rFonts w:hint="default" w:eastAsia="宋体"/>
+          <w:rFonts w:hint="eastAsia" w:ascii="Segoe UI" w:hAnsi="Segoe UI" w:eastAsia="宋体" w:cs="Segoe UI"/>
+          <w:b/>
+          <w:i w:val="0"/>
+          <w:caps w:val="0"/>
+          <w:color w:val="FFFFFF"/>
+          <w:spacing w:val="0"/>
+          <w:sz w:val="16"/>
+          <w:szCs w:val="16"/>
+          <w:shd w:val="clear" w:fill="2563EB"/>
           <w:lang w:val="en-US" w:eastAsia="zh-CN"/>
         </w:rPr>
       </w:pPr>
-      <w:bookmarkStart w:id="0" w:name="_GoBack"/>
       <w:r>
         <w:rPr>
           <w:rFonts w:hint="default" w:ascii="Segoe UI" w:hAnsi="Segoe UI" w:eastAsia="Segoe UI" w:cs="Segoe UI"/>
@@ -40,7 +47,102 @@
         <w:t>进管理员页面的时候，等待时间非常就，不知道是不是会把整张表的查一遍，这太久了，优化一下逻辑，不要这样</w:t>
       </w:r>
     </w:p>
-    <w:bookmarkEnd w:id="0"/>
+    <w:p>
+      <w:pPr>
+        <w:rPr>
+          <w:rFonts w:hint="eastAsia" w:ascii="Segoe UI" w:hAnsi="Segoe UI" w:eastAsia="宋体" w:cs="Segoe UI"/>
+          <w:b/>
+          <w:i w:val="0"/>
+          <w:caps w:val="0"/>
+          <w:color w:val="FFFFFF"/>
+          <w:spacing w:val="0"/>
+          <w:sz w:val="16"/>
+          <w:szCs w:val="16"/>
+          <w:shd w:val="clear" w:fill="2563EB"/>
+          <w:lang w:val="en-US" w:eastAsia="zh-CN"/>
+        </w:rPr>
+      </w:pPr>
+    </w:p>
+    <w:p>
+      <w:pPr>
+        <w:rPr>
+          <w:rFonts w:hint="default" w:ascii="Segoe UI" w:hAnsi="Segoe UI" w:eastAsia="宋体" w:cs="Segoe UI"/>
+          <w:b/>
+          <w:i w:val="0"/>
+          <w:caps w:val="0"/>
+          <w:color w:val="FFFFFF"/>
+          <w:spacing w:val="0"/>
+          <w:sz w:val="16"/>
+          <w:szCs w:val="16"/>
+          <w:shd w:val="clear" w:fill="2563EB"/>
+          <w:lang w:val="en-US" w:eastAsia="zh-CN"/>
+        </w:rPr>
+      </w:pPr>
+      <w:r>
+        <w:rPr>
+          <w:rFonts w:hint="default" w:ascii="Segoe UI" w:hAnsi="Segoe UI" w:eastAsia="宋体" w:cs="Segoe UI"/>
+          <w:b/>
+          <w:i w:val="0"/>
+          <w:caps w:val="0"/>
+          <w:color w:val="FFFFFF"/>
+          <w:spacing w:val="0"/>
+          <w:sz w:val="16"/>
+          <w:szCs w:val="16"/>
+          <w:shd w:val="clear" w:fill="2563EB"/>
+          <w:lang w:val="en-US" w:eastAsia="zh-CN"/>
+        </w:rPr>
+        <w:t>{"error":"\u4efb\u52a1\u5df2\u505c\u7528","message":"\u8be5\u6570\u636e\u4efb\u52a1\u5df2\u505c\u7528\uff0c\u6682\u4e0d\u63a5\u6536\u4e0e\u8bfb\u53d6\u6570\u636e","task_id":"5gmwapkond"}</w:t>
+      </w:r>
+    </w:p>
+    <w:p>
+      <w:pPr>
+        <w:rPr>
+          <w:rFonts w:hint="default" w:ascii="Segoe UI" w:hAnsi="Segoe UI" w:eastAsia="宋体" w:cs="Segoe UI"/>
+          <w:b/>
+          <w:i w:val="0"/>
+          <w:caps w:val="0"/>
+          <w:color w:val="FFFFFF"/>
+          <w:spacing w:val="0"/>
+          <w:sz w:val="16"/>
+          <w:szCs w:val="16"/>
+          <w:shd w:val="clear" w:fill="2563EB"/>
+          <w:lang w:val="en-US" w:eastAsia="zh-CN"/>
+        </w:rPr>
+      </w:pPr>
+    </w:p>
+    <w:p>
+      <w:pPr>
+        <w:rPr>
+          <w:rFonts w:hint="default" w:ascii="Segoe UI" w:hAnsi="Segoe UI" w:eastAsia="宋体" w:cs="Segoe UI"/>
+          <w:b/>
+          <w:i w:val="0"/>
+          <w:caps w:val="0"/>
+          <w:color w:val="FFFFFF"/>
+          <w:spacing w:val="0"/>
+          <w:sz w:val="16"/>
+          <w:szCs w:val="16"/>
+          <w:shd w:val="clear" w:fill="2563EB"/>
+          <w:lang w:val="en-US" w:eastAsia="zh-CN"/>
+        </w:rPr>
+      </w:pPr>
+      <w:r>
+        <w:rPr>
+          <w:rFonts w:hint="eastAsia" w:ascii="Segoe UI" w:hAnsi="Segoe UI" w:eastAsia="宋体" w:cs="Segoe UI"/>
+          <w:b/>
+          <w:i w:val="0"/>
+          <w:caps w:val="0"/>
+          <w:color w:val="FFFFFF"/>
+          <w:spacing w:val="0"/>
+          <w:sz w:val="16"/>
+          <w:szCs w:val="16"/>
+          <w:shd w:val="clear" w:fill="2563EB"/>
+          <w:lang w:val="en-US" w:eastAsia="zh-CN"/>
+        </w:rPr>
+        <w:t>查询失败的时候，反馈的内容改为英文，否则感受很差</w:t>
+      </w:r>
+      <w:bookmarkStart w:id="0" w:name="_GoBack"/>
+      <w:bookmarkEnd w:id="0"/>
+    </w:p>
     <w:sectPr>
       <w:pgSz w:w="11906" w:h="16838"/>
       <w:pgMar w:top="1440" w:right="1800" w:bottom="1440" w:left="1800" w:header="851" w:footer="992" w:gutter="0"/>
@@ -52,13 +154,14 @@
 </file>
 
 <file path=word/styles.xml><?xml version="1.0" encoding="utf-8"?>
-<w:styles xmlns:mc="http://schemas.openxmlformats.org/markup-compatibility/2006" xmlns:o="urn:schemas-microsoft-com:office:office" xmlns:r="http://schemas.openxmlformats.org/officeDocument/2006/relationships" xmlns:m="http://schemas.openxmlformats.org/officeDocument/2006/math" xmlns:v="urn:schemas-microsoft-com:vml" xmlns:w="http://schemas.openxmlformats.org/wordprocessingml/2006/main" xmlns:w14="http://schemas.microsoft.com/office/word/2010/wordml" xmlns:w10="urn:schemas-microsoft-com:office:word" xmlns:sl="http://schemas.openxmlformats.org/schemaLibrary/2006/main" mc:Ignorable="w14">
+<w:styles xmlns:mc="http://schemas.openxmlformats.org/markup-compatibility/2006" xmlns:o="urn:schemas-microsoft-com:office:office" xmlns:r="http://schemas.openxmlformats.org/officeDocument/2006/relationships" xmlns:m="http://schemas.openxmlformats.org/officeDocument/2006/math" xmlns:v="urn:schemas-microsoft-com:vml" xmlns:w="http://schemas.openxmlformats.org/wordprocessingml/2006/main" xmlns:w14="http://schemas.microsoft.com/office/word/2010/wordml" xmlns:w10="urn:schemas-microsoft-com:office:word" xmlns:sl="http://schemas.openxmlformats.org/schemaLibrary/2006/main" xmlns:wpsCustomData="http://www.wps.cn/officeDocument/2013/wpsCustomData" mc:Ignorable="w14">
   <w:docDefaults>
     <w:rPrDefault>
       <w:rPr>
         <w:rFonts w:ascii="Times New Roman" w:hAnsi="Times New Roman" w:eastAsia="宋体" w:cs="Times New Roman"/>
       </w:rPr>
     </w:rPrDefault>
+    <w:pPrDefault/>
   </w:docDefaults>
   <w:latentStyles w:count="260" w:defQFormat="0" w:defUnhideWhenUsed="1" w:defSemiHidden="1" w:defUIPriority="99" w:defLockedState="0">
     <w:lsdException w:qFormat="1" w:unhideWhenUsed="0" w:uiPriority="0" w:semiHidden="0" w:name="Normal"/>
@@ -630,20 +733,4 @@
   </a:themeElements>
   <a:objectDefaults/>
 </a:theme>
-</file>
-
-<file path=customXml/item1.xml><?xml version="1.0" encoding="utf-8"?>
-<s:customData xmlns="http://www.wps.cn/officeDocument/2013/wpsCustomData" xmlns:s="http://www.wps.cn/officeDocument/2013/wpsCustomData">
-  <customSectProps>
-    <customSectPr/>
-  </customSectProps>
-</s:customData>
-</file>
-
-<file path=customXml/itemProps1.xml><?xml version="1.0" encoding="utf-8"?>
-<ds:datastoreItem xmlns:ds="http://schemas.openxmlformats.org/officeDocument/2006/customXml" ds:itemID="{B1977F7D-205B-4081-913C-38D41E755F92}">
-  <ds:schemaRefs>
-    <ds:schemaRef ds:uri="http://www.wps.cn/officeDocument/2013/wpsCustomData"/>
-  </ds:schemaRefs>
-</ds:datastoreItem>
 </file>
--- a/其他更新计划.docx
+++ b/其他更新计划.docx
@@ -5,141 +5,10 @@
     <w:p>
       <w:pPr>
         <w:rPr>
-          <w:rFonts w:hint="eastAsia" w:ascii="Segoe UI" w:hAnsi="Segoe UI" w:eastAsia="宋体" w:cs="Segoe UI"/>
-          <w:b/>
-          <w:i w:val="0"/>
-          <w:caps w:val="0"/>
-          <w:color w:val="FFFFFF"/>
-          <w:spacing w:val="0"/>
-          <w:sz w:val="16"/>
-          <w:szCs w:val="16"/>
-          <w:shd w:val="clear" w:fill="2563EB"/>
+          <w:rFonts w:hint="default"/>
           <w:lang w:val="en-US" w:eastAsia="zh-CN"/>
         </w:rPr>
       </w:pPr>
-      <w:r>
-        <w:rPr>
-          <w:rFonts w:hint="default" w:ascii="Segoe UI" w:hAnsi="Segoe UI" w:eastAsia="Segoe UI" w:cs="Segoe UI"/>
-          <w:b/>
-          <w:i w:val="0"/>
-          <w:caps w:val="0"/>
-          <w:color w:val="FFFFFF"/>
-          <w:spacing w:val="0"/>
-          <w:sz w:val="16"/>
-          <w:szCs w:val="16"/>
-          <w:shd w:val="clear" w:fill="2563EB"/>
-        </w:rPr>
-        <w:br w:type="textWrapping"/>
-      </w:r>
-      <w:r>
-        <w:rPr>
-          <w:rFonts w:hint="eastAsia" w:ascii="Segoe UI" w:hAnsi="Segoe UI" w:eastAsia="宋体" w:cs="Segoe UI"/>
-          <w:b/>
-          <w:i w:val="0"/>
-          <w:caps w:val="0"/>
-          <w:color w:val="FFFFFF"/>
-          <w:spacing w:val="0"/>
-          <w:sz w:val="16"/>
-          <w:szCs w:val="16"/>
-          <w:shd w:val="clear" w:fill="2563EB"/>
-          <w:lang w:val="en-US" w:eastAsia="zh-CN"/>
-        </w:rPr>
-        <w:t>进管理员页面的时候，等待时间非常就，不知道是不是会把整张表的查一遍，这太久了，优化一下逻辑，不要这样</w:t>
-      </w:r>
-    </w:p>
-    <w:p>
-      <w:pPr>
-        <w:rPr>
-          <w:rFonts w:hint="eastAsia" w:ascii="Segoe UI" w:hAnsi="Segoe UI" w:eastAsia="宋体" w:cs="Segoe UI"/>
-          <w:b/>
-          <w:i w:val="0"/>
-          <w:caps w:val="0"/>
-          <w:color w:val="FFFFFF"/>
-          <w:spacing w:val="0"/>
-          <w:sz w:val="16"/>
-          <w:szCs w:val="16"/>
-          <w:shd w:val="clear" w:fill="2563EB"/>
-          <w:lang w:val="en-US" w:eastAsia="zh-CN"/>
-        </w:rPr>
-      </w:pPr>
-    </w:p>
-    <w:p>
-      <w:pPr>
-        <w:rPr>
-          <w:rFonts w:hint="default" w:ascii="Segoe UI" w:hAnsi="Segoe UI" w:eastAsia="宋体" w:cs="Segoe UI"/>
-          <w:b/>
-          <w:i w:val="0"/>
-          <w:caps w:val="0"/>
-          <w:color w:val="FFFFFF"/>
-          <w:spacing w:val="0"/>
-          <w:sz w:val="16"/>
-          <w:szCs w:val="16"/>
-          <w:shd w:val="clear" w:fill="2563EB"/>
-          <w:lang w:val="en-US" w:eastAsia="zh-CN"/>
-        </w:rPr>
-      </w:pPr>
-      <w:r>
-        <w:rPr>
-          <w:rFonts w:hint="default" w:ascii="Segoe UI" w:hAnsi="Segoe UI" w:eastAsia="宋体" w:cs="Segoe UI"/>
-          <w:b/>
-          <w:i w:val="0"/>
-          <w:caps w:val="0"/>
-          <w:color w:val="FFFFFF"/>
-          <w:spacing w:val="0"/>
-          <w:sz w:val="16"/>
-          <w:szCs w:val="16"/>
-          <w:shd w:val="clear" w:fill="2563EB"/>
-          <w:lang w:val="en-US" w:eastAsia="zh-CN"/>
-        </w:rPr>
-        <w:t>{"error":"\u4efb\u52a1\u5df2\u505c\u7528","message":"\u8be5\u6570\u636e\u4efb\u52a1\u5df2\u505c\u7528\uff0c\u6682\u4e0d\u63a5\u6536\u4e0e\u8bfb\u53d6\u6570\u636e","task_id":"5gmwapkond"}</w:t>
-      </w:r>
-    </w:p>
-    <w:p>
-      <w:pPr>
-        <w:rPr>
-          <w:rFonts w:hint="default" w:ascii="Segoe UI" w:hAnsi="Segoe UI" w:eastAsia="宋体" w:cs="Segoe UI"/>
-          <w:b/>
-          <w:i w:val="0"/>
-          <w:caps w:val="0"/>
-          <w:color w:val="FFFFFF"/>
-          <w:spacing w:val="0"/>
-          <w:sz w:val="16"/>
-          <w:szCs w:val="16"/>
-          <w:shd w:val="clear" w:fill="2563EB"/>
-          <w:lang w:val="en-US" w:eastAsia="zh-CN"/>
-        </w:rPr>
-      </w:pPr>
-    </w:p>
-    <w:p>
-      <w:pPr>
-        <w:rPr>
-          <w:rFonts w:hint="default" w:ascii="Segoe UI" w:hAnsi="Segoe UI" w:eastAsia="宋体" w:cs="Segoe UI"/>
-          <w:b/>
-          <w:i w:val="0"/>
-          <w:caps w:val="0"/>
-          <w:color w:val="FFFFFF"/>
-          <w:spacing w:val="0"/>
-          <w:sz w:val="16"/>
-          <w:szCs w:val="16"/>
-          <w:shd w:val="clear" w:fill="2563EB"/>
-          <w:lang w:val="en-US" w:eastAsia="zh-CN"/>
-        </w:rPr>
-      </w:pPr>
-      <w:r>
-        <w:rPr>
-          <w:rFonts w:hint="eastAsia" w:ascii="Segoe UI" w:hAnsi="Segoe UI" w:eastAsia="宋体" w:cs="Segoe UI"/>
-          <w:b/>
-          <w:i w:val="0"/>
-          <w:caps w:val="0"/>
-          <w:color w:val="FFFFFF"/>
-          <w:spacing w:val="0"/>
-          <w:sz w:val="16"/>
-          <w:szCs w:val="16"/>
-          <w:shd w:val="clear" w:fill="2563EB"/>
-          <w:lang w:val="en-US" w:eastAsia="zh-CN"/>
-        </w:rPr>
-        <w:t>查询失败的时候，反馈的内容改为英文，否则感受很差</w:t>
-      </w:r>
       <w:bookmarkStart w:id="0" w:name="_GoBack"/>
       <w:bookmarkEnd w:id="0"/>
     </w:p>
@@ -154,14 +23,13 @@
 </file>
 
 <file path=word/styles.xml><?xml version="1.0" encoding="utf-8"?>
-<w:styles xmlns:mc="http://schemas.openxmlformats.org/markup-compatibility/2006" xmlns:o="urn:schemas-microsoft-com:office:office" xmlns:r="http://schemas.openxmlformats.org/officeDocument/2006/relationships" xmlns:m="http://schemas.openxmlformats.org/officeDocument/2006/math" xmlns:v="urn:schemas-microsoft-com:vml" xmlns:w="http://schemas.openxmlformats.org/wordprocessingml/2006/main" xmlns:w14="http://schemas.microsoft.com/office/word/2010/wordml" xmlns:w10="urn:schemas-microsoft-com:office:word" xmlns:sl="http://schemas.openxmlformats.org/schemaLibrary/2006/main" xmlns:wpsCustomData="http://www.wps.cn/officeDocument/2013/wpsCustomData" mc:Ignorable="w14">
+<w:styles xmlns:mc="http://schemas.openxmlformats.org/markup-compatibility/2006" xmlns:o="urn:schemas-microsoft-com:office:office" xmlns:r="http://schemas.openxmlformats.org/officeDocument/2006/relationships" xmlns:m="http://schemas.openxmlformats.org/officeDocument/2006/math" xmlns:v="urn:schemas-microsoft-com:vml" xmlns:w="http://schemas.openxmlformats.org/wordprocessingml/2006/main" xmlns:w14="http://schemas.microsoft.com/office/word/2010/wordml" xmlns:w10="urn:schemas-microsoft-com:office:word" xmlns:sl="http://schemas.openxmlformats.org/schemaLibrary/2006/main" mc:Ignorable="w14">
   <w:docDefaults>
     <w:rPrDefault>
       <w:rPr>
         <w:rFonts w:ascii="Times New Roman" w:hAnsi="Times New Roman" w:eastAsia="宋体" w:cs="Times New Roman"/>
       </w:rPr>
     </w:rPrDefault>
-    <w:pPrDefault/>
   </w:docDefaults>
   <w:latentStyles w:count="260" w:defQFormat="0" w:defUnhideWhenUsed="1" w:defSemiHidden="1" w:defUIPriority="99" w:defLockedState="0">
     <w:lsdException w:qFormat="1" w:unhideWhenUsed="0" w:uiPriority="0" w:semiHidden="0" w:name="Normal"/>
@@ -249,7 +117,7 @@
     <w:lsdException w:unhideWhenUsed="0" w:uiPriority="0" w:semiHidden="0" w:name="Body Text Indent 2"/>
     <w:lsdException w:unhideWhenUsed="0" w:uiPriority="0" w:semiHidden="0" w:name="Body Text Indent 3"/>
     <w:lsdException w:unhideWhenUsed="0" w:uiPriority="0" w:semiHidden="0" w:name="Block Text"/>
-    <w:lsdException w:unhideWhenUsed="0" w:uiPriority="0" w:semiHidden="0" w:name="Hyperlink"/>
+    <w:lsdException w:qFormat="1" w:unhideWhenUsed="0" w:uiPriority="0" w:semiHidden="0" w:name="Hyperlink"/>
     <w:lsdException w:unhideWhenUsed="0" w:uiPriority="0" w:semiHidden="0" w:name="FollowedHyperlink"/>
     <w:lsdException w:qFormat="1" w:unhideWhenUsed="0" w:uiPriority="0" w:semiHidden="0" w:name="Strong"/>
     <w:lsdException w:qFormat="1" w:unhideWhenUsed="0" w:uiPriority="0" w:semiHidden="0" w:name="Emphasis"/>
@@ -334,7 +202,7 @@
     <w:lsdException w:unhideWhenUsed="0" w:uiPriority="63" w:semiHidden="0" w:name="Medium Shading 1 Accent 1"/>
     <w:lsdException w:unhideWhenUsed="0" w:uiPriority="64" w:semiHidden="0" w:name="Medium Shading 2 Accent 1"/>
     <w:lsdException w:unhideWhenUsed="0" w:uiPriority="65" w:semiHidden="0" w:name="Medium List 1 Accent 1"/>
-    <w:lsdException w:uiPriority="99" w:semiHidden="0" w:name="List Paragraph"/>
+    <w:lsdException w:qFormat="1" w:uiPriority="99" w:semiHidden="0" w:name="List Paragraph"/>
     <w:lsdException w:unhideWhenUsed="0" w:uiPriority="66" w:semiHidden="0" w:name="Medium List 2 Accent 1"/>
     <w:lsdException w:unhideWhenUsed="0" w:uiPriority="67" w:semiHidden="0" w:name="Medium Grid 1 Accent 1"/>
     <w:lsdException w:unhideWhenUsed="0" w:uiPriority="68" w:semiHidden="0" w:name="Medium Grid 2 Accent 1"/>
@@ -454,6 +322,7 @@
   <w:style w:type="character" w:styleId="4">
     <w:name w:val="Hyperlink"/>
     <w:basedOn w:val="3"/>
+    <w:qFormat/>
     <w:uiPriority w:val="0"/>
     <w:rPr>
       <w:color w:val="0026E5" w:themeColor="hyperlink"/>
@@ -469,6 +338,7 @@
     <w:name w:val="List Paragraph"/>
     <w:basedOn w:val="1"/>
     <w:unhideWhenUsed/>
+    <w:qFormat/>
     <w:uiPriority w:val="99"/>
     <w:pPr>
       <w:ind w:firstLine="420" w:firstLineChars="200"/>
@@ -733,4 +603,20 @@
   </a:themeElements>
   <a:objectDefaults/>
 </a:theme>
+</file>
+
+<file path=customXml/item1.xml><?xml version="1.0" encoding="utf-8"?>
+<s:customData xmlns="http://www.wps.cn/officeDocument/2013/wpsCustomData" xmlns:s="http://www.wps.cn/officeDocument/2013/wpsCustomData">
+  <customSectProps>
+    <customSectPr/>
+  </customSectProps>
+</s:customData>
+</file>
+
+<file path=customXml/itemProps1.xml><?xml version="1.0" encoding="utf-8"?>
+<ds:datastoreItem xmlns:ds="http://schemas.openxmlformats.org/officeDocument/2006/customXml" ds:itemID="{B1977F7D-205B-4081-913C-38D41E755F92}">
+  <ds:schemaRefs>
+    <ds:schemaRef ds:uri="http://www.wps.cn/officeDocument/2013/wpsCustomData"/>
+  </ds:schemaRefs>
+</ds:datastoreItem>
 </file>
--- a/其他更新计划.docx
+++ b/其他更新计划.docx
@@ -97,7 +97,7 @@
     <w:lsdException w:qFormat="1" w:unhideWhenUsed="0" w:uiPriority="0" w:semiHidden="0" w:name="Title"/>
     <w:lsdException w:unhideWhenUsed="0" w:uiPriority="0" w:semiHidden="0" w:name="Closing"/>
     <w:lsdException w:unhideWhenUsed="0" w:uiPriority="0" w:semiHidden="0" w:name="Signature"/>
-    <w:lsdException w:uiPriority="1" w:name="Default Paragraph Font"/>
+    <w:lsdException w:qFormat="1" w:uiPriority="1" w:name="Default Paragraph Font"/>
     <w:lsdException w:unhideWhenUsed="0" w:uiPriority="0" w:semiHidden="0" w:name="Body Text"/>
     <w:lsdException w:unhideWhenUsed="0" w:uiPriority="0" w:semiHidden="0" w:name="Body Text Indent"/>
     <w:lsdException w:unhideWhenUsed="0" w:uiPriority="0" w:semiHidden="0" w:name="List Continue"/>
@@ -302,6 +302,7 @@
     <w:name w:val="Default Paragraph Font"/>
     <w:semiHidden/>
     <w:unhideWhenUsed/>
+    <w:qFormat/>
     <w:uiPriority w:val="1"/>
   </w:style>
   <w:style w:type="table" w:default="1" w:styleId="2">

--- a/其他更新计划.docx
+++ b/其他更新计划.docx
@@ -9,6 +9,49 @@
           <w:lang w:val="en-US" w:eastAsia="zh-CN"/>
         </w:rPr>
       </w:pPr>
+      <w:r>
+        <w:rPr>
+          <w:rFonts w:ascii="Segoe UI" w:hAnsi="Segoe UI" w:eastAsia="Segoe UI" w:cs="Segoe UI"/>
+          <w:b/>
+          <w:i w:val="0"/>
+          <w:caps w:val="0"/>
+          <w:color w:val="D4D4D4"/>
+          <w:spacing w:val="0"/>
+          <w:sz w:val="11"/>
+          <w:szCs w:val="11"/>
+          <w:shd w:val="clear" w:fill="1E1E1E"/>
+        </w:rPr>
+        <w:t>任务级</w:t>
+      </w:r>
+      <w:r>
+        <w:rPr>
+          <w:rFonts w:hint="eastAsia" w:ascii="Segoe UI" w:hAnsi="Segoe UI" w:eastAsia="宋体" w:cs="Segoe UI"/>
+          <w:b/>
+          <w:i w:val="0"/>
+          <w:caps w:val="0"/>
+          <w:color w:val="D4D4D4"/>
+          <w:spacing w:val="0"/>
+          <w:sz w:val="11"/>
+          <w:szCs w:val="11"/>
+          <w:shd w:val="clear" w:fill="1E1E1E"/>
+          <w:lang w:val="en-US" w:eastAsia="zh-CN"/>
+        </w:rPr>
+        <w:t>删改</w:t>
+      </w:r>
+      <w:r>
+        <w:rPr>
+          <w:rFonts w:ascii="Segoe UI" w:hAnsi="Segoe UI" w:eastAsia="Segoe UI" w:cs="Segoe UI"/>
+          <w:b/>
+          <w:i w:val="0"/>
+          <w:caps w:val="0"/>
+          <w:color w:val="D4D4D4"/>
+          <w:spacing w:val="0"/>
+          <w:sz w:val="11"/>
+          <w:szCs w:val="11"/>
+          <w:shd w:val="clear" w:fill="1E1E1E"/>
+        </w:rPr>
+        <w:t>密钥</w:t>
+      </w:r>
       <w:bookmarkStart w:id="0" w:name="_GoBack"/>
       <w:bookmarkEnd w:id="0"/>
     </w:p>

--- a/其他更新计划.docx
+++ b/其他更新计划.docx
@@ -4,56 +4,97 @@
   <w:body>
     <w:p>
       <w:pPr>
-        <w:rPr>
-          <w:rFonts w:hint="default"/>
-          <w:lang w:val="en-US" w:eastAsia="zh-CN"/>
-        </w:rPr>
+        <w:bidi w:val="0"/>
       </w:pPr>
       <w:r>
-        <w:rPr>
-          <w:rFonts w:ascii="Segoe UI" w:hAnsi="Segoe UI" w:eastAsia="Segoe UI" w:cs="Segoe UI"/>
-          <w:b/>
-          <w:i w:val="0"/>
-          <w:caps w:val="0"/>
-          <w:color w:val="D4D4D4"/>
-          <w:spacing w:val="0"/>
-          <w:sz w:val="11"/>
-          <w:szCs w:val="11"/>
-          <w:shd w:val="clear" w:fill="1E1E1E"/>
-        </w:rPr>
         <w:t>任务级</w:t>
       </w:r>
       <w:r>
         <w:rPr>
-          <w:rFonts w:hint="eastAsia" w:ascii="Segoe UI" w:hAnsi="Segoe UI" w:eastAsia="宋体" w:cs="Segoe UI"/>
-          <w:b/>
-          <w:i w:val="0"/>
-          <w:caps w:val="0"/>
-          <w:color w:val="D4D4D4"/>
-          <w:spacing w:val="0"/>
-          <w:sz w:val="11"/>
-          <w:szCs w:val="11"/>
-          <w:shd w:val="clear" w:fill="1E1E1E"/>
+          <w:rFonts w:hint="eastAsia"/>
           <w:lang w:val="en-US" w:eastAsia="zh-CN"/>
         </w:rPr>
         <w:t>删改</w:t>
       </w:r>
       <w:r>
-        <w:rPr>
-          <w:rFonts w:ascii="Segoe UI" w:hAnsi="Segoe UI" w:eastAsia="Segoe UI" w:cs="Segoe UI"/>
-          <w:b/>
-          <w:i w:val="0"/>
-          <w:caps w:val="0"/>
-          <w:color w:val="D4D4D4"/>
-          <w:spacing w:val="0"/>
-          <w:sz w:val="11"/>
-          <w:szCs w:val="11"/>
-          <w:shd w:val="clear" w:fill="1E1E1E"/>
-        </w:rPr>
         <w:t>密钥</w:t>
+      </w:r>
+    </w:p>
+    <w:p>
+      <w:pPr>
+        <w:bidi w:val="0"/>
+      </w:pPr>
+    </w:p>
+    <w:p>
+      <w:pPr>
+        <w:bidi w:val="0"/>
+      </w:pPr>
+    </w:p>
+    <w:p>
+      <w:pPr>
+        <w:bidi w:val="0"/>
+        <w:rPr>
+          <w:rFonts w:hint="eastAsia"/>
+          <w:lang w:val="en-US" w:eastAsia="zh-CN"/>
+        </w:rPr>
+      </w:pPr>
+      <w:r>
+        <w:rPr>
+          <w:rFonts w:hint="eastAsia"/>
+          <w:lang w:val="en-US" w:eastAsia="zh-CN"/>
+        </w:rPr>
+        <w:t>1.如果用户在任务详情界面，要点申请额度的按钮，那理由那边是必填项。</w:t>
+      </w:r>
+    </w:p>
+    <w:p>
+      <w:pPr>
+        <w:bidi w:val="0"/>
+        <w:rPr>
+          <w:rFonts w:hint="eastAsia"/>
+          <w:lang w:val="en-US" w:eastAsia="zh-CN"/>
+        </w:rPr>
+      </w:pPr>
+      <w:r>
+        <w:rPr>
+          <w:rFonts w:hint="eastAsia"/>
+          <w:lang w:val="en-US" w:eastAsia="zh-CN"/>
+        </w:rPr>
+        <w:t>2.管理员的/ALL加额审批界面中，“批量通过”按钮，给我加几个默认的一键</w:t>
       </w:r>
       <w:bookmarkStart w:id="0" w:name="_GoBack"/>
       <w:bookmarkEnd w:id="0"/>
+      <w:r>
+        <w:rPr>
+          <w:rFonts w:hint="eastAsia"/>
+          <w:lang w:val="en-US" w:eastAsia="zh-CN"/>
+        </w:rPr>
+        <w:t>档位，不然我每次手动输太麻烦了</w:t>
+      </w:r>
+    </w:p>
+    <w:p>
+      <w:pPr>
+        <w:bidi w:val="0"/>
+        <w:rPr>
+          <w:rFonts w:hint="eastAsia"/>
+          <w:lang w:val="en-US" w:eastAsia="zh-CN"/>
+        </w:rPr>
+      </w:pPr>
+    </w:p>
+    <w:p>
+      <w:pPr>
+        <w:bidi w:val="0"/>
+        <w:rPr>
+          <w:rFonts w:hint="default"/>
+          <w:lang w:val="en-US" w:eastAsia="zh-CN"/>
+        </w:rPr>
+      </w:pPr>
+      <w:r>
+        <w:rPr>
+          <w:rFonts w:hint="eastAsia"/>
+          <w:lang w:val="en-US" w:eastAsia="zh-CN"/>
+        </w:rPr>
+        <w:t>很多老师误以为“项目公开”是允许别人在互联网上找到他，不公开就没办法用自己的任务，但实际上这个公开是给所有教师在平台上交流的，教师点公开之前，再出现一个提示框提醒一下</w:t>
+      </w:r>
     </w:p>
     <w:sectPr>
       <w:pgSz w:w="11906" w:h="16838"/>
@@ -341,14 +382,32 @@
       <w:lang w:val="en-US" w:eastAsia="zh-CN" w:bidi="ar-SA"/>
     </w:rPr>
   </w:style>
-  <w:style w:type="character" w:default="1" w:styleId="3">
+  <w:style w:type="paragraph" w:styleId="2">
+    <w:name w:val="heading 1"/>
+    <w:basedOn w:val="1"/>
+    <w:next w:val="1"/>
+    <w:qFormat/>
+    <w:uiPriority w:val="0"/>
+    <w:pPr>
+      <w:keepNext/>
+      <w:keepLines/>
+      <w:spacing w:before="340" w:beforeLines="0" w:beforeAutospacing="0" w:after="330" w:afterLines="0" w:afterAutospacing="0" w:line="576" w:lineRule="auto"/>
+      <w:outlineLvl w:val="0"/>
+    </w:pPr>
+    <w:rPr>
+      <w:b/>
+      <w:kern w:val="44"/>
+      <w:sz w:val="44"/>
+    </w:rPr>
+  </w:style>
+  <w:style w:type="character" w:default="1" w:styleId="4">
     <w:name w:val="Default Paragraph Font"/>
     <w:semiHidden/>
     <w:unhideWhenUsed/>
     <w:qFormat/>
     <w:uiPriority w:val="1"/>
   </w:style>
-  <w:style w:type="table" w:default="1" w:styleId="2">
+  <w:style w:type="table" w:default="1" w:styleId="3">
     <w:name w:val="Normal Table"/>
     <w:semiHidden/>
     <w:unhideWhenUsed/>
@@ -363,9 +422,9 @@
       </w:tblCellMar>
     </w:tblPr>
   </w:style>
-  <w:style w:type="character" w:styleId="4">
+  <w:style w:type="character" w:styleId="5">
     <w:name w:val="Hyperlink"/>
-    <w:basedOn w:val="3"/>
+    <w:basedOn w:val="4"/>
     <w:qFormat/>
     <w:uiPriority w:val="0"/>
     <w:rPr>
@@ -378,7 +437,7 @@
       </w14:textFill>
     </w:rPr>
   </w:style>
-  <w:style w:type="paragraph" w:styleId="5">
+  <w:style w:type="paragraph" w:styleId="6">
     <w:name w:val="List Paragraph"/>
     <w:basedOn w:val="1"/>
     <w:unhideWhenUsed/>
@@ -388,9 +447,9 @@
       <w:ind w:firstLine="420" w:firstLineChars="200"/>
     </w:pPr>
   </w:style>
-  <w:style w:type="character" w:customStyle="1" w:styleId="6">
+  <w:style w:type="character" w:customStyle="1" w:styleId="7">
     <w:name w:val="Unresolved Mention"/>
-    <w:basedOn w:val="3"/>
+    <w:basedOn w:val="4"/>
     <w:semiHidden/>
     <w:unhideWhenUsed/>
     <w:uiPriority w:val="99"/>

--- a/其他更新计划.docx
+++ b/其他更新计划.docx
@@ -28,73 +28,13 @@
     <w:p>
       <w:pPr>
         <w:bidi w:val="0"/>
-      </w:pPr>
-    </w:p>
-    <w:p>
-      <w:pPr>
-        <w:bidi w:val="0"/>
-        <w:rPr>
-          <w:rFonts w:hint="eastAsia"/>
-          <w:lang w:val="en-US" w:eastAsia="zh-CN"/>
-        </w:rPr>
-      </w:pPr>
-      <w:r>
-        <w:rPr>
-          <w:rFonts w:hint="eastAsia"/>
-          <w:lang w:val="en-US" w:eastAsia="zh-CN"/>
-        </w:rPr>
-        <w:t>1.如果用户在任务详情界面，要点申请额度的按钮，那理由那边是必填项。</w:t>
-      </w:r>
-    </w:p>
-    <w:p>
-      <w:pPr>
-        <w:bidi w:val="0"/>
-        <w:rPr>
-          <w:rFonts w:hint="eastAsia"/>
-          <w:lang w:val="en-US" w:eastAsia="zh-CN"/>
-        </w:rPr>
-      </w:pPr>
-      <w:r>
-        <w:rPr>
-          <w:rFonts w:hint="eastAsia"/>
-          <w:lang w:val="en-US" w:eastAsia="zh-CN"/>
-        </w:rPr>
-        <w:t>2.管理员的/ALL加额审批界面中，“批量通过”按钮，给我加几个默认的一键</w:t>
-      </w:r>
-      <w:bookmarkStart w:id="0" w:name="_GoBack"/>
-      <w:bookmarkEnd w:id="0"/>
-      <w:r>
-        <w:rPr>
-          <w:rFonts w:hint="eastAsia"/>
-          <w:lang w:val="en-US" w:eastAsia="zh-CN"/>
-        </w:rPr>
-        <w:t>档位，不然我每次手动输太麻烦了</w:t>
-      </w:r>
-    </w:p>
-    <w:p>
-      <w:pPr>
-        <w:bidi w:val="0"/>
-        <w:rPr>
-          <w:rFonts w:hint="eastAsia"/>
-          <w:lang w:val="en-US" w:eastAsia="zh-CN"/>
-        </w:rPr>
-      </w:pPr>
-    </w:p>
-    <w:p>
-      <w:pPr>
-        <w:bidi w:val="0"/>
         <w:rPr>
           <w:rFonts w:hint="default"/>
           <w:lang w:val="en-US" w:eastAsia="zh-CN"/>
         </w:rPr>
       </w:pPr>
-      <w:r>
-        <w:rPr>
-          <w:rFonts w:hint="eastAsia"/>
-          <w:lang w:val="en-US" w:eastAsia="zh-CN"/>
-        </w:rPr>
-        <w:t>很多老师误以为“项目公开”是允许别人在互联网上找到他，不公开就没办法用自己的任务，但实际上这个公开是给所有教师在平台上交流的，教师点公开之前，再出现一个提示框提醒一下</w:t>
-      </w:r>
+      <w:bookmarkStart w:id="0" w:name="_GoBack"/>
+      <w:bookmarkEnd w:id="0"/>
     </w:p>
     <w:sectPr>
       <w:pgSz w:w="11906" w:h="16838"/>

--- a/其他更新计划.docx
+++ b/其他更新计划.docx
@@ -29,10 +29,68 @@
       <w:pPr>
         <w:bidi w:val="0"/>
         <w:rPr>
-          <w:rFonts w:hint="default"/>
+          <w:rFonts w:hint="eastAsia" w:eastAsiaTheme="minorEastAsia"/>
           <w:lang w:val="en-US" w:eastAsia="zh-CN"/>
         </w:rPr>
       </w:pPr>
+      <w:r>
+        <w:drawing>
+          <wp:anchor distT="0" distB="0" distL="114300" distR="114300" simplePos="0" relativeHeight="251659264" behindDoc="0" locked="0" layoutInCell="1" allowOverlap="1">
+            <wp:simplePos x="0" y="0"/>
+            <wp:positionH relativeFrom="column">
+              <wp:posOffset>-41275</wp:posOffset>
+            </wp:positionH>
+            <wp:positionV relativeFrom="paragraph">
+              <wp:posOffset>372745</wp:posOffset>
+            </wp:positionV>
+            <wp:extent cx="4977765" cy="2271395"/>
+            <wp:effectExtent l="0" t="0" r="5715" b="14605"/>
+            <wp:wrapTopAndBottom/>
+            <wp:docPr id="1" name="图片 2"/>
+            <wp:cNvGraphicFramePr>
+              <a:graphicFrameLocks xmlns:a="http://schemas.openxmlformats.org/drawingml/2006/main" noChangeAspect="1"/>
+            </wp:cNvGraphicFramePr>
+            <a:graphic xmlns:a="http://schemas.openxmlformats.org/drawingml/2006/main">
+              <a:graphicData uri="http://schemas.openxmlformats.org/drawingml/2006/picture">
+                <pic:pic xmlns:pic="http://schemas.openxmlformats.org/drawingml/2006/picture">
+                  <pic:nvPicPr>
+                    <pic:cNvPr id="1" name="图片 2"/>
+                    <pic:cNvPicPr>
+                      <a:picLocks noChangeAspect="1"/>
+                    </pic:cNvPicPr>
+                  </pic:nvPicPr>
+                  <pic:blipFill>
+                    <a:blip r:embed="rId4"/>
+                    <a:stretch>
+                      <a:fillRect/>
+                    </a:stretch>
+                  </pic:blipFill>
+                  <pic:spPr>
+                    <a:xfrm>
+                      <a:off x="0" y="0"/>
+                      <a:ext cx="4977765" cy="2271395"/>
+                    </a:xfrm>
+                    <a:prstGeom prst="rect">
+                      <a:avLst/>
+                    </a:prstGeom>
+                    <a:noFill/>
+                    <a:ln>
+                      <a:noFill/>
+                    </a:ln>
+                  </pic:spPr>
+                </pic:pic>
+              </a:graphicData>
+            </a:graphic>
+          </wp:anchor>
+        </w:drawing>
+      </w:r>
+      <w:r>
+        <w:rPr>
+          <w:rFonts w:hint="eastAsia"/>
+          <w:lang w:val="en-US" w:eastAsia="zh-CN"/>
+        </w:rPr>
+        <w:t>毛玻璃按钮</w:t>
+      </w:r>
       <w:bookmarkStart w:id="0" w:name="_GoBack"/>
       <w:bookmarkEnd w:id="0"/>
     </w:p>
@@ -47,13 +105,14 @@
 </file>
 
 <file path=word/styles.xml><?xml version="1.0" encoding="utf-8"?>
-<w:styles xmlns:mc="http://schemas.openxmlformats.org/markup-compatibility/2006" xmlns:o="urn:schemas-microsoft-com:office:office" xmlns:r="http://schemas.openxmlformats.org/officeDocument/2006/relationships" xmlns:m="http://schemas.openxmlformats.org/officeDocument/2006/math" xmlns:v="urn:schemas-microsoft-com:vml" xmlns:w="http://schemas.openxmlformats.org/wordprocessingml/2006/main" xmlns:w14="http://schemas.microsoft.com/office/word/2010/wordml" xmlns:w10="urn:schemas-microsoft-com:office:word" xmlns:sl="http://schemas.openxmlformats.org/schemaLibrary/2006/main" mc:Ignorable="w14">
+<w:styles xmlns:mc="http://schemas.openxmlformats.org/markup-compatibility/2006" xmlns:o="urn:schemas-microsoft-com:office:office" xmlns:r="http://schemas.openxmlformats.org/officeDocument/2006/relationships" xmlns:m="http://schemas.openxmlformats.org/officeDocument/2006/math" xmlns:v="urn:schemas-microsoft-com:vml" xmlns:w="http://schemas.openxmlformats.org/wordprocessingml/2006/main" xmlns:w14="http://schemas.microsoft.com/office/word/2010/wordml" xmlns:w10="urn:schemas-microsoft-com:office:word" xmlns:sl="http://schemas.openxmlformats.org/schemaLibrary/2006/main" xmlns:wpsCustomData="http://www.wps.cn/officeDocument/2013/wpsCustomData" mc:Ignorable="w14">
   <w:docDefaults>
     <w:rPrDefault>
       <w:rPr>
         <w:rFonts w:ascii="Times New Roman" w:hAnsi="Times New Roman" w:eastAsia="宋体" w:cs="Times New Roman"/>
       </w:rPr>
     </w:rPrDefault>
+    <w:pPrDefault/>
   </w:docDefaults>
   <w:latentStyles w:count="260" w:defQFormat="0" w:defUnhideWhenUsed="1" w:defSemiHidden="1" w:defUIPriority="99" w:defLockedState="0">
     <w:lsdException w:qFormat="1" w:unhideWhenUsed="0" w:uiPriority="0" w:semiHidden="0" w:name="Normal"/>
@@ -646,20 +705,4 @@
   </a:themeElements>
   <a:objectDefaults/>
 </a:theme>
-</file>
-
-<file path=customXml/item1.xml><?xml version="1.0" encoding="utf-8"?>
-<s:customData xmlns="http://www.wps.cn/officeDocument/2013/wpsCustomData" xmlns:s="http://www.wps.cn/officeDocument/2013/wpsCustomData">
-  <customSectProps>
-    <customSectPr/>
-  </customSectProps>
-</s:customData>
-</file>
-
-<file path=customXml/itemProps1.xml><?xml version="1.0" encoding="utf-8"?>
-<ds:datastoreItem xmlns:ds="http://schemas.openxmlformats.org/officeDocument/2006/customXml" ds:itemID="{B1977F7D-205B-4081-913C-38D41E755F92}">
-  <ds:schemaRefs>
-    <ds:schemaRef ds:uri="http://www.wps.cn/officeDocument/2013/wpsCustomData"/>
-  </ds:schemaRefs>
-</ds:datastoreItem>
 </file>
--- a/其他更新计划.docx
+++ b/其他更新计划.docx
@@ -23,29 +23,110 @@
     <w:p>
       <w:pPr>
         <w:bidi w:val="0"/>
+        <w:rPr>
+          <w:rFonts w:hint="eastAsia"/>
+          <w:lang w:val="en-US" w:eastAsia="zh-CN"/>
+        </w:rPr>
       </w:pPr>
     </w:p>
     <w:p>
       <w:pPr>
         <w:bidi w:val="0"/>
         <w:rPr>
-          <w:rFonts w:hint="eastAsia" w:eastAsiaTheme="minorEastAsia"/>
+          <w:rFonts w:hint="eastAsia"/>
+          <w:lang w:val="en-US" w:eastAsia="zh-CN"/>
+        </w:rPr>
+      </w:pPr>
+      <w:r>
+        <w:rPr>
+          <w:rFonts w:hint="eastAsia"/>
+          <w:lang w:val="en-US" w:eastAsia="zh-CN"/>
+        </w:rPr>
+        <w:t>主页优化：更加细化的身份入口</w:t>
+      </w:r>
+    </w:p>
+    <w:p>
+      <w:pPr>
+        <w:bidi w:val="0"/>
+        <w:rPr>
+          <w:rFonts w:hint="default"/>
+          <w:lang w:val="en-US" w:eastAsia="zh-CN"/>
+        </w:rPr>
+      </w:pPr>
+      <w:r>
+        <w:rPr>
+          <w:rFonts w:hint="eastAsia"/>
+          <w:lang w:val="en-US" w:eastAsia="zh-CN"/>
+        </w:rPr>
+        <w:t>中学教师，高校教师，小学教师的划分？</w:t>
+      </w:r>
+      <w:bookmarkStart w:id="0" w:name="_GoBack"/>
+      <w:bookmarkEnd w:id="0"/>
+    </w:p>
+    <w:p>
+      <w:pPr>
+        <w:bidi w:val="0"/>
+        <w:rPr>
+          <w:rFonts w:hint="eastAsia"/>
+          <w:lang w:val="en-US" w:eastAsia="zh-CN"/>
+        </w:rPr>
+      </w:pPr>
+    </w:p>
+    <w:p>
+      <w:pPr>
+        <w:bidi w:val="0"/>
+        <w:rPr>
+          <w:rFonts w:hint="eastAsia"/>
+          <w:lang w:val="en-US" w:eastAsia="zh-CN"/>
+        </w:rPr>
+      </w:pPr>
+    </w:p>
+    <w:p>
+      <w:pPr>
+        <w:bidi w:val="0"/>
+        <w:rPr>
+          <w:rFonts w:hint="eastAsia"/>
+          <w:lang w:val="en-US" w:eastAsia="zh-CN"/>
+        </w:rPr>
+      </w:pPr>
+    </w:p>
+    <w:p>
+      <w:pPr>
+        <w:bidi w:val="0"/>
+        <w:rPr>
+          <w:rFonts w:hint="eastAsia"/>
+          <w:lang w:val="en-US" w:eastAsia="zh-CN"/>
+        </w:rPr>
+      </w:pPr>
+      <w:r>
+        <w:rPr>
+          <w:rFonts w:hint="eastAsia"/>
+          <w:lang w:val="en-US" w:eastAsia="zh-CN"/>
+        </w:rPr>
+        <w:t>公用符号的使用</w:t>
+      </w:r>
+    </w:p>
+    <w:p>
+      <w:pPr>
+        <w:bidi w:val="0"/>
+        <w:rPr>
+          <w:rFonts w:hint="default"/>
           <w:lang w:val="en-US" w:eastAsia="zh-CN"/>
         </w:rPr>
       </w:pPr>
       <w:r>
         <w:drawing>
-          <wp:anchor distT="0" distB="0" distL="114300" distR="114300" simplePos="0" relativeHeight="251659264" behindDoc="0" locked="0" layoutInCell="1" allowOverlap="1">
+          <wp:anchor distT="0" distB="0" distL="114300" distR="114300" simplePos="0" relativeHeight="251658240" behindDoc="0" locked="0" layoutInCell="1" allowOverlap="1">
             <wp:simplePos x="0" y="0"/>
             <wp:positionH relativeFrom="column">
-              <wp:posOffset>-41275</wp:posOffset>
+              <wp:posOffset>-1210945</wp:posOffset>
             </wp:positionH>
             <wp:positionV relativeFrom="paragraph">
-              <wp:posOffset>372745</wp:posOffset>
+              <wp:posOffset>418465</wp:posOffset>
             </wp:positionV>
-            <wp:extent cx="4977765" cy="2271395"/>
-            <wp:effectExtent l="0" t="0" r="5715" b="14605"/>
-            <wp:wrapTopAndBottom/>
+            <wp:extent cx="7787640" cy="4386580"/>
+            <wp:effectExtent l="0" t="0" r="6350" b="6985"/>
+            <wp:wrapSquare wrapText="bothSides"/>
             <wp:docPr id="1" name="图片 2"/>
             <wp:cNvGraphicFramePr>
               <a:graphicFrameLocks xmlns:a="http://schemas.openxmlformats.org/drawingml/2006/main" noChangeAspect="1"/>
@@ -68,7 +149,7 @@
                   <pic:spPr>
                     <a:xfrm>
                       <a:off x="0" y="0"/>
-                      <a:ext cx="4977765" cy="2271395"/>
+                      <a:ext cx="7787640" cy="4386580"/>
                     </a:xfrm>
                     <a:prstGeom prst="rect">
                       <a:avLst/>
@@ -89,10 +170,8 @@
           <w:rFonts w:hint="eastAsia"/>
           <w:lang w:val="en-US" w:eastAsia="zh-CN"/>
         </w:rPr>
-        <w:t>毛玻璃按钮</w:t>
+        <w:t>与同类竞品的差异？</w:t>
       </w:r>
-      <w:bookmarkStart w:id="0" w:name="_GoBack"/>
-      <w:bookmarkEnd w:id="0"/>
     </w:p>
     <w:sectPr>
       <w:pgSz w:w="11906" w:h="16838"/>
@@ -105,14 +184,13 @@
 </file>
 
 <file path=word/styles.xml><?xml version="1.0" encoding="utf-8"?>
-<w:styles xmlns:mc="http://schemas.openxmlformats.org/markup-compatibility/2006" xmlns:o="urn:schemas-microsoft-com:office:office" xmlns:r="http://schemas.openxmlformats.org/officeDocument/2006/relationships" xmlns:m="http://schemas.openxmlformats.org/officeDocument/2006/math" xmlns:v="urn:schemas-microsoft-com:vml" xmlns:w="http://schemas.openxmlformats.org/wordprocessingml/2006/main" xmlns:w14="http://schemas.microsoft.com/office/word/2010/wordml" xmlns:w10="urn:schemas-microsoft-com:office:word" xmlns:sl="http://schemas.openxmlformats.org/schemaLibrary/2006/main" xmlns:wpsCustomData="http://www.wps.cn/officeDocument/2013/wpsCustomData" mc:Ignorable="w14">
+<w:styles xmlns:mc="http://schemas.openxmlformats.org/markup-compatibility/2006" xmlns:o="urn:schemas-microsoft-com:office:office" xmlns:r="http://schemas.openxmlformats.org/officeDocument/2006/relationships" xmlns:m="http://schemas.openxmlformats.org/officeDocument/2006/math" xmlns:v="urn:schemas-microsoft-com:vml" xmlns:w="http://schemas.openxmlformats.org/wordprocessingml/2006/main" xmlns:w14="http://schemas.microsoft.com/office/word/2010/wordml" xmlns:w10="urn:schemas-microsoft-com:office:word" xmlns:sl="http://schemas.openxmlformats.org/schemaLibrary/2006/main" mc:Ignorable="w14">
   <w:docDefaults>
     <w:rPrDefault>
       <w:rPr>
         <w:rFonts w:ascii="Times New Roman" w:hAnsi="Times New Roman" w:eastAsia="宋体" w:cs="Times New Roman"/>
       </w:rPr>
     </w:rPrDefault>
-    <w:pPrDefault/>
   </w:docDefaults>
   <w:latentStyles w:count="260" w:defQFormat="0" w:defUnhideWhenUsed="1" w:defSemiHidden="1" w:defUIPriority="99" w:defLockedState="0">
     <w:lsdException w:qFormat="1" w:unhideWhenUsed="0" w:uiPriority="0" w:semiHidden="0" w:name="Normal"/>
@@ -451,6 +529,7 @@
     <w:basedOn w:val="4"/>
     <w:semiHidden/>
     <w:unhideWhenUsed/>
+    <w:qFormat/>
     <w:uiPriority w:val="99"/>
     <w:rPr>
       <w:color w:val="605E5C"/>
@@ -705,4 +784,20 @@
   </a:themeElements>
   <a:objectDefaults/>
 </a:theme>
+</file>
+
+<file path=customXml/item1.xml><?xml version="1.0" encoding="utf-8"?>
+<s:customData xmlns="http://www.wps.cn/officeDocument/2013/wpsCustomData" xmlns:s="http://www.wps.cn/officeDocument/2013/wpsCustomData">
+  <customSectProps>
+    <customSectPr/>
+  </customSectProps>
+</s:customData>
+</file>
+
+<file path=customXml/itemProps1.xml><?xml version="1.0" encoding="utf-8"?>
+<ds:datastoreItem xmlns:ds="http://schemas.openxmlformats.org/officeDocument/2006/customXml" ds:itemID="{B1977F7D-205B-4081-913C-38D41E755F92}">
+  <ds:schemaRefs>
+    <ds:schemaRef ds:uri="http://www.wps.cn/officeDocument/2013/wpsCustomData"/>
+  </ds:schemaRefs>
+</ds:datastoreItem>
 </file>
--- a/其他更新计划.docx
+++ b/其他更新计划.docx
@@ -4,21 +4,141 @@
   <w:body>
     <w:p>
       <w:pPr>
-        <w:bidi w:val="0"/>
+        <w:keepNext w:val="0"/>
+        <w:keepLines w:val="0"/>
+        <w:widowControl/>
+        <w:suppressLineNumbers w:val="0"/>
+        <w:spacing w:line="17" w:lineRule="atLeast"/>
+        <w:ind w:left="0" w:firstLine="0"/>
+        <w:jc w:val="left"/>
+        <w:rPr>
+          <w:rFonts w:hint="default" w:ascii="Segoe UI" w:hAnsi="Segoe UI" w:eastAsia="Segoe UI" w:cs="Segoe UI"/>
+          <w:i w:val="0"/>
+          <w:caps w:val="0"/>
+          <w:color w:val="FF0000"/>
+          <w:spacing w:val="0"/>
+          <w:kern w:val="0"/>
+          <w:sz w:val="16"/>
+          <w:szCs w:val="16"/>
+          <w:lang w:val="en-US" w:eastAsia="zh-CN" w:bidi="ar"/>
+        </w:rPr>
       </w:pPr>
       <w:r>
-        <w:t>任务级</w:t>
+        <w:rPr>
+          <w:rFonts w:hint="eastAsia" w:ascii="Segoe UI" w:hAnsi="Segoe UI" w:eastAsia="Segoe UI" w:cs="Segoe UI"/>
+          <w:i w:val="0"/>
+          <w:caps w:val="0"/>
+          <w:color w:val="FF0000"/>
+          <w:spacing w:val="0"/>
+          <w:kern w:val="0"/>
+          <w:sz w:val="16"/>
+          <w:szCs w:val="16"/>
+          <w:lang w:val="en-US" w:eastAsia="zh-CN" w:bidi="ar"/>
+        </w:rPr>
+        <w:t>用户反馈：</w:t>
       </w:r>
       <w:r>
         <w:rPr>
-          <w:rFonts w:hint="eastAsia"/>
-          <w:lang w:val="en-US" w:eastAsia="zh-CN"/>
-        </w:rPr>
-        <w:t>删改</w:t>
+          <w:rFonts w:hint="default" w:ascii="Segoe UI" w:hAnsi="Segoe UI" w:eastAsia="Segoe UI" w:cs="Segoe UI"/>
+          <w:i w:val="0"/>
+          <w:caps w:val="0"/>
+          <w:color w:val="FF0000"/>
+          <w:spacing w:val="0"/>
+          <w:kern w:val="0"/>
+          <w:sz w:val="16"/>
+          <w:szCs w:val="16"/>
+          <w:lang w:val="en-US" w:eastAsia="zh-CN" w:bidi="ar"/>
+        </w:rPr>
+        <w:t>当需要修改已发出的任务表单重新上传时，任务表单的地址就改了，还需要重新发出，建议改为使用任务表单的ID，只需要更换表单，不需要重新发出任务地址。</w:t>
+      </w:r>
+    </w:p>
+    <w:p>
+      <w:pPr>
+        <w:keepNext w:val="0"/>
+        <w:keepLines w:val="0"/>
+        <w:widowControl/>
+        <w:suppressLineNumbers w:val="0"/>
+        <w:spacing w:line="17" w:lineRule="atLeast"/>
+        <w:ind w:left="0" w:firstLine="0"/>
+        <w:jc w:val="left"/>
+        <w:rPr>
+          <w:rFonts w:hint="default" w:ascii="Segoe UI" w:hAnsi="Segoe UI" w:eastAsia="Segoe UI" w:cs="Segoe UI"/>
+          <w:i w:val="0"/>
+          <w:caps w:val="0"/>
+          <w:color w:val="FF0000"/>
+          <w:spacing w:val="0"/>
+          <w:kern w:val="0"/>
+          <w:sz w:val="16"/>
+          <w:szCs w:val="16"/>
+          <w:lang w:val="en-US" w:eastAsia="zh-CN" w:bidi="ar"/>
+        </w:rPr>
+      </w:pPr>
+      <w:r>
+        <w:rPr>
+          <w:rFonts w:hint="eastAsia" w:ascii="Segoe UI" w:hAnsi="Segoe UI" w:eastAsia="Segoe UI" w:cs="Segoe UI"/>
+          <w:i w:val="0"/>
+          <w:caps w:val="0"/>
+          <w:color w:val="FF0000"/>
+          <w:spacing w:val="0"/>
+          <w:kern w:val="0"/>
+          <w:sz w:val="16"/>
+          <w:szCs w:val="16"/>
+          <w:lang w:val="en-US" w:eastAsia="zh-CN" w:bidi="ar"/>
+        </w:rPr>
+        <w:t>对此解决：由于一个任务可以上传多个html，因此该用户的建议不直接可行，但是可以通过在“删改任务”时添加按钮实现，按钮内容“替换原有文件，保留URL不变”</w:t>
       </w:r>
       <w:r>
-        <w:t>密钥</w:t>
+        <w:rPr>
+          <w:rFonts w:hint="eastAsia" w:ascii="Segoe UI" w:hAnsi="Segoe UI" w:eastAsia="Segoe UI" w:cs="Segoe UI"/>
+          <w:i w:val="0"/>
+          <w:caps w:val="0"/>
+          <w:color w:val="FF0000"/>
+          <w:spacing w:val="0"/>
+          <w:kern w:val="0"/>
+          <w:sz w:val="16"/>
+          <w:szCs w:val="16"/>
+          <w:lang w:val="en-US" w:eastAsia="zh-CN" w:bidi="ar"/>
+        </w:rPr>
+        <w:t>？的逻辑实现</w:t>
       </w:r>
+    </w:p>
+    <w:p>
+      <w:pPr>
+        <w:bidi w:val="0"/>
+        <w:rPr>
+          <w:rFonts w:hint="eastAsia"/>
+          <w:lang w:val="en-US" w:eastAsia="zh-CN"/>
+        </w:rPr>
+      </w:pPr>
+      <w:bookmarkStart w:id="0" w:name="_GoBack"/>
+      <w:bookmarkEnd w:id="0"/>
+    </w:p>
+    <w:p>
+      <w:pPr>
+        <w:bidi w:val="0"/>
+        <w:rPr>
+          <w:rFonts w:hint="eastAsia"/>
+          <w:lang w:val="en-US" w:eastAsia="zh-CN"/>
+        </w:rPr>
+      </w:pPr>
+    </w:p>
+    <w:p>
+      <w:pPr>
+        <w:bidi w:val="0"/>
+        <w:rPr>
+          <w:rFonts w:hint="eastAsia"/>
+          <w:lang w:val="en-US" w:eastAsia="zh-CN"/>
+        </w:rPr>
+      </w:pPr>
+    </w:p>
+    <w:p>
+      <w:pPr>
+        <w:bidi w:val="0"/>
+        <w:rPr>
+          <w:rFonts w:hint="eastAsia"/>
+          <w:lang w:val="en-US" w:eastAsia="zh-CN"/>
+        </w:rPr>
+      </w:pPr>
     </w:p>
     <w:p>
       <w:pPr>
@@ -60,8 +180,6 @@
         </w:rPr>
         <w:t>中学教师，高校教师，小学教师的划分？</w:t>
       </w:r>
-      <w:bookmarkStart w:id="0" w:name="_GoBack"/>
-      <w:bookmarkEnd w:id="0"/>
     </w:p>
     <w:p>
       <w:pPr>

--- a/其他更新计划.docx
+++ b/其他更新计划.docx
@@ -85,21 +85,7 @@
           <w:szCs w:val="16"/>
           <w:lang w:val="en-US" w:eastAsia="zh-CN" w:bidi="ar"/>
         </w:rPr>
-        <w:t>对此解决：由于一个任务可以上传多个html，因此该用户的建议不直接可行，但是可以通过在“删改任务”时添加按钮实现，按钮内容“替换原有文件，保留URL不变”</w:t>
-      </w:r>
-      <w:r>
-        <w:rPr>
-          <w:rFonts w:hint="eastAsia" w:ascii="Segoe UI" w:hAnsi="Segoe UI" w:eastAsia="Segoe UI" w:cs="Segoe UI"/>
-          <w:i w:val="0"/>
-          <w:caps w:val="0"/>
-          <w:color w:val="FF0000"/>
-          <w:spacing w:val="0"/>
-          <w:kern w:val="0"/>
-          <w:sz w:val="16"/>
-          <w:szCs w:val="16"/>
-          <w:lang w:val="en-US" w:eastAsia="zh-CN" w:bidi="ar"/>
-        </w:rPr>
-        <w:t>？的逻辑实现</w:t>
+        <w:t>对此解决：由于一个任务可以上传多个html，因此该用户的建议不直接可行，但是可以通过在“删改任务”时添加按钮实现，按钮内容“替换原有文件，保留URL不变”？的逻辑实现</w:t>
       </w:r>
     </w:p>
     <w:p>
@@ -110,6 +96,194 @@
           <w:lang w:val="en-US" w:eastAsia="zh-CN"/>
         </w:rPr>
       </w:pPr>
+    </w:p>
+    <w:p>
+      <w:pPr>
+        <w:bidi w:val="0"/>
+        <w:rPr>
+          <w:rFonts w:hint="default" w:ascii="Segoe UI" w:hAnsi="Segoe UI" w:eastAsia="Segoe UI" w:cs="Segoe UI"/>
+          <w:i w:val="0"/>
+          <w:caps w:val="0"/>
+          <w:color w:val="055160"/>
+          <w:spacing w:val="0"/>
+          <w:sz w:val="13"/>
+          <w:szCs w:val="13"/>
+          <w:shd w:val="clear" w:fill="CFF4FC"/>
+        </w:rPr>
+      </w:pPr>
+      <w:r>
+        <w:rPr>
+          <w:rFonts w:ascii="Segoe UI" w:hAnsi="Segoe UI" w:eastAsia="Segoe UI" w:cs="Segoe UI"/>
+          <w:i w:val="0"/>
+          <w:caps w:val="0"/>
+          <w:color w:val="055160"/>
+          <w:spacing w:val="0"/>
+          <w:sz w:val="13"/>
+          <w:szCs w:val="13"/>
+          <w:shd w:val="clear" w:fill="CFF4FC"/>
+        </w:rPr>
+        <w:t>尚未上传HTML文件。如需上传，请前往</w:t>
+      </w:r>
+      <w:r>
+        <w:rPr>
+          <w:rFonts w:hint="default" w:ascii="Segoe UI" w:hAnsi="Segoe UI" w:eastAsia="Segoe UI" w:cs="Segoe UI"/>
+          <w:i w:val="0"/>
+          <w:caps w:val="0"/>
+          <w:color w:val="055160"/>
+          <w:spacing w:val="0"/>
+          <w:sz w:val="13"/>
+          <w:szCs w:val="13"/>
+          <w:shd w:val="clear" w:fill="CFF4FC"/>
+        </w:rPr>
+        <w:t> </w:t>
+      </w:r>
+      <w:r>
+        <w:rPr>
+          <w:rFonts w:hint="default" w:ascii="Segoe UI" w:hAnsi="Segoe UI" w:eastAsia="Segoe UI" w:cs="Segoe UI"/>
+          <w:b/>
+          <w:i w:val="0"/>
+          <w:caps w:val="0"/>
+          <w:color w:val="055160"/>
+          <w:spacing w:val="0"/>
+          <w:sz w:val="13"/>
+          <w:szCs w:val="13"/>
+          <w:u w:val="single"/>
+          <w:shd w:val="clear" w:fill="CFF4FC"/>
+        </w:rPr>
+        <w:fldChar w:fldCharType="begin"/>
+      </w:r>
+      <w:r>
+        <w:rPr>
+          <w:rFonts w:hint="default" w:ascii="Segoe UI" w:hAnsi="Segoe UI" w:eastAsia="Segoe UI" w:cs="Segoe UI"/>
+          <w:b/>
+          <w:i w:val="0"/>
+          <w:caps w:val="0"/>
+          <w:color w:val="055160"/>
+          <w:spacing w:val="0"/>
+          <w:sz w:val="13"/>
+          <w:szCs w:val="13"/>
+          <w:u w:val="single"/>
+          <w:shd w:val="clear" w:fill="CFF4FC"/>
+        </w:rPr>
+        <w:instrText xml:space="preserve"> HYPERLINK "https://quickform.cn/edit_task/14380" </w:instrText>
+      </w:r>
+      <w:r>
+        <w:rPr>
+          <w:rFonts w:hint="default" w:ascii="Segoe UI" w:hAnsi="Segoe UI" w:eastAsia="Segoe UI" w:cs="Segoe UI"/>
+          <w:b/>
+          <w:i w:val="0"/>
+          <w:caps w:val="0"/>
+          <w:color w:val="055160"/>
+          <w:spacing w:val="0"/>
+          <w:sz w:val="13"/>
+          <w:szCs w:val="13"/>
+          <w:u w:val="single"/>
+          <w:shd w:val="clear" w:fill="CFF4FC"/>
+        </w:rPr>
+        <w:fldChar w:fldCharType="separate"/>
+      </w:r>
+      <w:r>
+        <w:rPr>
+          <w:rStyle w:val="7"/>
+          <w:rFonts w:hint="default" w:ascii="Segoe UI" w:hAnsi="Segoe UI" w:eastAsia="Segoe UI" w:cs="Segoe UI"/>
+          <w:b/>
+          <w:i w:val="0"/>
+          <w:caps w:val="0"/>
+          <w:color w:val="055160"/>
+          <w:spacing w:val="0"/>
+          <w:sz w:val="13"/>
+          <w:szCs w:val="13"/>
+          <w:u w:val="single"/>
+          <w:shd w:val="clear" w:fill="CFF4FC"/>
+        </w:rPr>
+        <w:t>编辑任务</w:t>
+      </w:r>
+      <w:r>
+        <w:rPr>
+          <w:rFonts w:hint="default" w:ascii="Segoe UI" w:hAnsi="Segoe UI" w:eastAsia="Segoe UI" w:cs="Segoe UI"/>
+          <w:b/>
+          <w:i w:val="0"/>
+          <w:caps w:val="0"/>
+          <w:color w:val="055160"/>
+          <w:spacing w:val="0"/>
+          <w:sz w:val="13"/>
+          <w:szCs w:val="13"/>
+          <w:u w:val="single"/>
+          <w:shd w:val="clear" w:fill="CFF4FC"/>
+        </w:rPr>
+        <w:fldChar w:fldCharType="end"/>
+      </w:r>
+      <w:r>
+        <w:rPr>
+          <w:rFonts w:hint="default" w:ascii="Segoe UI" w:hAnsi="Segoe UI" w:eastAsia="Segoe UI" w:cs="Segoe UI"/>
+          <w:i w:val="0"/>
+          <w:caps w:val="0"/>
+          <w:color w:val="055160"/>
+          <w:spacing w:val="0"/>
+          <w:sz w:val="13"/>
+          <w:szCs w:val="13"/>
+          <w:shd w:val="clear" w:fill="CFF4FC"/>
+        </w:rPr>
+        <w:t> 页面。</w:t>
+      </w:r>
+    </w:p>
+    <w:p>
+      <w:pPr>
+        <w:bidi w:val="0"/>
+        <w:rPr>
+          <w:rFonts w:hint="default" w:ascii="Segoe UI" w:hAnsi="Segoe UI" w:eastAsia="宋体" w:cs="Segoe UI"/>
+          <w:i w:val="0"/>
+          <w:caps w:val="0"/>
+          <w:color w:val="055160"/>
+          <w:spacing w:val="0"/>
+          <w:sz w:val="13"/>
+          <w:szCs w:val="13"/>
+          <w:shd w:val="clear" w:fill="CFF4FC"/>
+          <w:lang w:val="en-US" w:eastAsia="zh-CN"/>
+        </w:rPr>
+      </w:pPr>
+      <w:r>
+        <w:rPr>
+          <w:rFonts w:hint="eastAsia" w:ascii="Segoe UI" w:hAnsi="Segoe UI" w:eastAsia="宋体" w:cs="Segoe UI"/>
+          <w:i w:val="0"/>
+          <w:caps w:val="0"/>
+          <w:color w:val="055160"/>
+          <w:spacing w:val="0"/>
+          <w:sz w:val="13"/>
+          <w:szCs w:val="13"/>
+          <w:shd w:val="clear" w:fill="CFF4FC"/>
+          <w:lang w:val="en-US" w:eastAsia="zh-CN"/>
+        </w:rPr>
+        <w:t>这段文字描述修改为：</w:t>
+      </w:r>
+      <w:r>
+        <w:rPr>
+          <w:rFonts w:hint="eastAsia" w:ascii="Segoe UI" w:hAnsi="Segoe UI" w:eastAsia="宋体" w:cs="Segoe UI"/>
+          <w:i w:val="0"/>
+          <w:caps w:val="0"/>
+          <w:color w:val="055160"/>
+          <w:spacing w:val="0"/>
+          <w:sz w:val="13"/>
+          <w:szCs w:val="13"/>
+          <w:shd w:val="clear" w:fill="CFF4FC"/>
+          <w:lang w:val="en-US" w:eastAsia="zh-CN"/>
+        </w:rPr>
+        <w:br w:type="textWrapping"/>
+      </w:r>
+      <w:r>
+        <w:rPr>
+          <w:rFonts w:hint="eastAsia" w:ascii="Segoe UI" w:hAnsi="Segoe UI" w:eastAsia="宋体" w:cs="Segoe UI"/>
+          <w:i w:val="0"/>
+          <w:caps w:val="0"/>
+          <w:color w:val="055160"/>
+          <w:spacing w:val="0"/>
+          <w:sz w:val="13"/>
+          <w:szCs w:val="13"/>
+          <w:shd w:val="clear" w:fill="CFF4FC"/>
+          <w:lang w:val="en-US" w:eastAsia="zh-CN"/>
+        </w:rPr>
+        <w:t>如果想要让自己的网页在互联网</w:t>
+      </w:r>
       <w:bookmarkStart w:id="0" w:name="_GoBack"/>
       <w:bookmarkEnd w:id="0"/>
     </w:p>
@@ -124,9 +298,220 @@
     </w:p>
     <w:p>
       <w:pPr>
-        <w:bidi w:val="0"/>
-        <w:rPr>
-          <w:rFonts w:hint="eastAsia"/>
+        <w:pStyle w:val="3"/>
+        <w:keepNext w:val="0"/>
+        <w:keepLines w:val="0"/>
+        <w:widowControl/>
+        <w:suppressLineNumbers w:val="0"/>
+        <w:shd w:val="clear" w:fill="FFFFFF"/>
+        <w:spacing w:before="0" w:beforeAutospacing="0" w:after="0" w:afterAutospacing="0" w:line="10" w:lineRule="atLeast"/>
+        <w:ind w:left="0" w:firstLine="0"/>
+        <w:rPr>
+          <w:rFonts w:hint="eastAsia" w:ascii="Segoe UI" w:hAnsi="Segoe UI" w:cs="Segoe UI"/>
+          <w:b/>
+          <w:i w:val="0"/>
+          <w:caps w:val="0"/>
+          <w:color w:val="0000FF"/>
+          <w:spacing w:val="0"/>
+          <w:shd w:val="clear" w:fill="FFFFFF"/>
+          <w:lang w:val="en-US" w:eastAsia="zh-CN"/>
+        </w:rPr>
+      </w:pPr>
+      <w:r>
+        <w:rPr>
+          <w:rFonts w:hint="eastAsia" w:ascii="Segoe UI" w:hAnsi="Segoe UI" w:cs="Segoe UI"/>
+          <w:b/>
+          <w:i w:val="0"/>
+          <w:caps w:val="0"/>
+          <w:color w:val="0000FF"/>
+          <w:spacing w:val="0"/>
+          <w:shd w:val="clear" w:fill="FFFFFF"/>
+          <w:lang w:val="en-US" w:eastAsia="zh-CN"/>
+        </w:rPr>
+        <w:t>优化</w:t>
+      </w:r>
+      <w:r>
+        <w:rPr>
+          <w:rFonts w:hint="default" w:ascii="Segoe UI" w:hAnsi="Segoe UI" w:eastAsia="Segoe UI" w:cs="Segoe UI"/>
+          <w:b/>
+          <w:i w:val="0"/>
+          <w:caps w:val="0"/>
+          <w:color w:val="0000FF"/>
+          <w:spacing w:val="0"/>
+          <w:shd w:val="clear" w:fill="FFFFFF"/>
+        </w:rPr>
+        <w:t>提交数据列表</w:t>
+      </w:r>
+      <w:r>
+        <w:rPr>
+          <w:rFonts w:hint="eastAsia" w:ascii="Segoe UI" w:hAnsi="Segoe UI" w:cs="Segoe UI"/>
+          <w:b/>
+          <w:i w:val="0"/>
+          <w:caps w:val="0"/>
+          <w:color w:val="0000FF"/>
+          <w:spacing w:val="0"/>
+          <w:shd w:val="clear" w:fill="FFFFFF"/>
+          <w:lang w:val="en-US" w:eastAsia="zh-CN"/>
+        </w:rPr>
+        <w:t>界面，</w:t>
+      </w:r>
+    </w:p>
+    <w:p>
+      <w:pPr>
+        <w:numPr>
+          <w:ilvl w:val="0"/>
+          <w:numId w:val="1"/>
+        </w:numPr>
+        <w:rPr>
+          <w:rFonts w:hint="eastAsia" w:ascii="Segoe UI" w:hAnsi="Segoe UI" w:cs="Segoe UI"/>
+          <w:b/>
+          <w:i w:val="0"/>
+          <w:caps w:val="0"/>
+          <w:color w:val="0000FF"/>
+          <w:spacing w:val="0"/>
+          <w:shd w:val="clear" w:fill="FFFFFF"/>
+          <w:lang w:val="en-US" w:eastAsia="zh-CN"/>
+        </w:rPr>
+      </w:pPr>
+      <w:r>
+        <w:rPr>
+          <w:rFonts w:hint="eastAsia" w:ascii="Segoe UI" w:hAnsi="Segoe UI" w:cs="Segoe UI"/>
+          <w:b/>
+          <w:i w:val="0"/>
+          <w:caps w:val="0"/>
+          <w:color w:val="0000FF"/>
+          <w:spacing w:val="0"/>
+          <w:shd w:val="clear" w:fill="FFFFFF"/>
+          <w:lang w:val="en-US" w:eastAsia="zh-CN"/>
+        </w:rPr>
+        <w:t>收起“测试数据提交”界面，用一个按钮替代：“无法连接？测试一下与网站的联通”</w:t>
+      </w:r>
+    </w:p>
+    <w:p>
+      <w:pPr>
+        <w:numPr>
+          <w:ilvl w:val="0"/>
+          <w:numId w:val="1"/>
+        </w:numPr>
+        <w:rPr>
+          <w:rFonts w:ascii="Segoe UI" w:hAnsi="Segoe UI" w:eastAsia="Segoe UI" w:cs="Segoe UI"/>
+          <w:b/>
+          <w:i w:val="0"/>
+          <w:caps w:val="0"/>
+          <w:color w:val="DC3545"/>
+          <w:spacing w:val="0"/>
+        </w:rPr>
+      </w:pPr>
+      <w:r>
+        <w:rPr>
+          <w:rFonts w:hint="eastAsia" w:ascii="Segoe UI" w:hAnsi="Segoe UI" w:cs="Segoe UI"/>
+          <w:b/>
+          <w:i w:val="0"/>
+          <w:caps w:val="0"/>
+          <w:color w:val="0000FF"/>
+          <w:spacing w:val="0"/>
+          <w:shd w:val="clear" w:fill="FFFFFF"/>
+          <w:lang w:val="en-US" w:eastAsia="zh-CN"/>
+        </w:rPr>
+        <w:t>原本右侧的</w:t>
+      </w:r>
+      <w:r>
+        <w:rPr>
+          <w:rFonts w:hint="default" w:ascii="Segoe UI" w:hAnsi="Segoe UI" w:eastAsia="Segoe UI" w:cs="Segoe UI"/>
+          <w:b/>
+          <w:i w:val="0"/>
+          <w:caps w:val="0"/>
+          <w:color w:val="DC3545"/>
+          <w:spacing w:val="0"/>
+          <w:shd w:val="clear" w:fill="FFFFFF"/>
+        </w:rPr>
+        <w:t>查看数据</w:t>
+      </w:r>
+      <w:r>
+        <w:rPr>
+          <w:rFonts w:hint="eastAsia" w:ascii="Segoe UI" w:hAnsi="Segoe UI" w:eastAsia="宋体" w:cs="Segoe UI"/>
+          <w:b/>
+          <w:i w:val="0"/>
+          <w:caps w:val="0"/>
+          <w:color w:val="DC3545"/>
+          <w:spacing w:val="0"/>
+          <w:shd w:val="clear" w:fill="FFFFFF"/>
+          <w:lang w:val="en-US" w:eastAsia="zh-CN"/>
+        </w:rPr>
+        <w:t>界面做的更加显眼，收起“</w:t>
+      </w:r>
+      <w:r>
+        <w:rPr>
+          <w:rStyle w:val="6"/>
+          <w:rFonts w:ascii="Segoe UI" w:hAnsi="Segoe UI" w:eastAsia="Segoe UI" w:cs="Segoe UI"/>
+          <w:b/>
+          <w:i w:val="0"/>
+          <w:caps w:val="0"/>
+          <w:color w:val="495057"/>
+          <w:spacing w:val="0"/>
+          <w:sz w:val="12"/>
+          <w:szCs w:val="12"/>
+          <w:shd w:val="clear" w:fill="FCFCFD"/>
+        </w:rPr>
+        <w:t>删改认证码</w:t>
+      </w:r>
+      <w:r>
+        <w:rPr>
+          <w:rFonts w:hint="eastAsia" w:ascii="Segoe UI" w:hAnsi="Segoe UI" w:eastAsia="宋体" w:cs="Segoe UI"/>
+          <w:b/>
+          <w:i w:val="0"/>
+          <w:caps w:val="0"/>
+          <w:color w:val="DC3545"/>
+          <w:spacing w:val="0"/>
+          <w:shd w:val="clear" w:fill="FFFFFF"/>
+          <w:lang w:val="en-US" w:eastAsia="zh-CN"/>
+        </w:rPr>
+        <w:t>”小卡片，用一个按钮“想要生成的网页可以删改数据？”替代</w:t>
+      </w:r>
+    </w:p>
+    <w:p>
+      <w:pPr>
+        <w:numPr>
+          <w:ilvl w:val="0"/>
+          <w:numId w:val="1"/>
+        </w:numPr>
+        <w:rPr>
+          <w:rFonts w:ascii="Segoe UI" w:hAnsi="Segoe UI" w:eastAsia="Segoe UI" w:cs="Segoe UI"/>
+          <w:b/>
+          <w:i w:val="0"/>
+          <w:caps w:val="0"/>
+          <w:color w:val="DC3545"/>
+          <w:spacing w:val="0"/>
+        </w:rPr>
+      </w:pPr>
+      <w:r>
+        <w:rPr>
+          <w:rFonts w:hint="eastAsia" w:ascii="Segoe UI" w:hAnsi="Segoe UI" w:eastAsia="宋体" w:cs="Segoe UI"/>
+          <w:b/>
+          <w:i w:val="0"/>
+          <w:caps w:val="0"/>
+          <w:color w:val="DC3545"/>
+          <w:spacing w:val="0"/>
+          <w:shd w:val="clear" w:fill="FFFFFF"/>
+          <w:lang w:val="en-US" w:eastAsia="zh-CN"/>
+        </w:rPr>
+        <w:t>以上两个按钮放在“查看数据”卡片的下方，按钮被点击时，下拉出原本的这两个功能卡片。</w:t>
+      </w:r>
+    </w:p>
+    <w:p>
+      <w:pPr>
+        <w:numPr>
+          <w:ilvl w:val="0"/>
+          <w:numId w:val="0"/>
+        </w:numPr>
+        <w:rPr>
+          <w:rFonts w:hint="default" w:ascii="Segoe UI" w:hAnsi="Segoe UI" w:cs="Segoe UI"/>
+          <w:b/>
+          <w:i w:val="0"/>
+          <w:caps w:val="0"/>
+          <w:color w:val="0000FF"/>
+          <w:spacing w:val="0"/>
+          <w:shd w:val="clear" w:fill="FFFFFF"/>
           <w:lang w:val="en-US" w:eastAsia="zh-CN"/>
         </w:rPr>
       </w:pPr>
@@ -299,6 +684,30 @@
     </w:sectPr>
   </w:body>
 </w:document>
+</file>
+
+<file path=word/numbering.xml><?xml version="1.0" encoding="utf-8"?>
+<w:numbering xmlns:wpc="http://schemas.microsoft.com/office/word/2010/wordprocessingCanvas" xmlns:mc="http://schemas.openxmlformats.org/markup-compatibility/2006" xmlns:o="urn:schemas-microsoft-com:office:office" xmlns:r="http://schemas.openxmlformats.org/officeDocument/2006/relationships" xmlns:m="http://schemas.openxmlformats.org/officeDocument/2006/math" xmlns:v="urn:schemas-microsoft-com:vml" xmlns:wp14="http://schemas.microsoft.com/office/word/2010/wordprocessingDrawing" xmlns:wp="http://schemas.openxmlformats.org/drawingml/2006/wordprocessingDrawing" xmlns:w10="urn:schemas-microsoft-com:office:word" xmlns:w="http://schemas.openxmlformats.org/wordprocessingml/2006/main" xmlns:w14="http://schemas.microsoft.com/office/word/2010/wordml" xmlns:wpg="http://schemas.microsoft.com/office/word/2010/wordprocessingGroup" xmlns:wpi="http://schemas.microsoft.com/office/word/2010/wordprocessingInk" xmlns:wne="http://schemas.microsoft.com/office/word/2006/wordml" xmlns:wps="http://schemas.microsoft.com/office/word/2010/wordprocessingShape" mc:Ignorable="w14 wp14">
+  <w:abstractNum w:abstractNumId="0">
+    <w:nsid w:val="9318F9AB"/>
+    <w:multiLevelType w:val="singleLevel"/>
+    <w:tmpl w:val="9318F9AB"/>
+    <w:lvl w:ilvl="0" w:tentative="0">
+      <w:start w:val="1"/>
+      <w:numFmt w:val="decimal"/>
+      <w:lvlText w:val="%1."/>
+      <w:lvlJc w:val="left"/>
+      <w:pPr>
+        <w:tabs>
+          <w:tab w:val="left" w:pos="312"/>
+        </w:tabs>
+      </w:pPr>
+    </w:lvl>
+  </w:abstractNum>
+  <w:num w:numId="1">
+    <w:abstractNumId w:val="0"/>
+  </w:num>
+</w:numbering>
 </file>
 
 <file path=word/styles.xml><?xml version="1.0" encoding="utf-8"?>
@@ -595,14 +1004,35 @@
       <w:sz w:val="44"/>
     </w:rPr>
   </w:style>
-  <w:style w:type="character" w:default="1" w:styleId="4">
+  <w:style w:type="paragraph" w:styleId="3">
+    <w:name w:val="heading 5"/>
+    <w:basedOn w:val="1"/>
+    <w:next w:val="1"/>
+    <w:semiHidden/>
+    <w:unhideWhenUsed/>
+    <w:qFormat/>
+    <w:uiPriority w:val="0"/>
+    <w:pPr>
+      <w:spacing w:before="0" w:beforeAutospacing="1" w:after="0" w:afterAutospacing="1"/>
+      <w:jc w:val="left"/>
+    </w:pPr>
+    <w:rPr>
+      <w:rFonts w:hint="eastAsia" w:ascii="宋体" w:hAnsi="宋体" w:eastAsia="宋体" w:cs="宋体"/>
+      <w:b/>
+      <w:kern w:val="0"/>
+      <w:sz w:val="20"/>
+      <w:szCs w:val="20"/>
+      <w:lang w:val="en-US" w:eastAsia="zh-CN" w:bidi="ar"/>
+    </w:rPr>
+  </w:style>
+  <w:style w:type="character" w:default="1" w:styleId="5">
     <w:name w:val="Default Paragraph Font"/>
     <w:semiHidden/>
     <w:unhideWhenUsed/>
     <w:qFormat/>
     <w:uiPriority w:val="1"/>
   </w:style>
-  <w:style w:type="table" w:default="1" w:styleId="3">
+  <w:style w:type="table" w:default="1" w:styleId="4">
     <w:name w:val="Normal Table"/>
     <w:semiHidden/>
     <w:unhideWhenUsed/>
@@ -617,9 +1047,18 @@
       </w:tblCellMar>
     </w:tblPr>
   </w:style>
-  <w:style w:type="character" w:styleId="5">
+  <w:style w:type="character" w:styleId="6">
+    <w:name w:val="Strong"/>
+    <w:basedOn w:val="5"/>
+    <w:qFormat/>
+    <w:uiPriority w:val="0"/>
+    <w:rPr>
+      <w:b/>
+    </w:rPr>
+  </w:style>
+  <w:style w:type="character" w:styleId="7">
     <w:name w:val="Hyperlink"/>
-    <w:basedOn w:val="4"/>
+    <w:basedOn w:val="5"/>
     <w:qFormat/>
     <w:uiPriority w:val="0"/>
     <w:rPr>
@@ -632,7 +1071,7 @@
       </w14:textFill>
     </w:rPr>
   </w:style>
-  <w:style w:type="paragraph" w:styleId="6">
+  <w:style w:type="paragraph" w:styleId="8">
     <w:name w:val="List Paragraph"/>
     <w:basedOn w:val="1"/>
     <w:unhideWhenUsed/>
@@ -642,9 +1081,9 @@
       <w:ind w:firstLine="420" w:firstLineChars="200"/>
     </w:pPr>
   </w:style>
-  <w:style w:type="character" w:customStyle="1" w:styleId="7">
+  <w:style w:type="character" w:customStyle="1" w:styleId="9">
     <w:name w:val="Unresolved Mention"/>
-    <w:basedOn w:val="4"/>
+    <w:basedOn w:val="5"/>
     <w:semiHidden/>
     <w:unhideWhenUsed/>
     <w:qFormat/>
